--- a/00-首页/题组Word/第一轮·竞赛教材版/第一轮原理·4-化学动力学（学生版）.docx
+++ b/00-首页/题组Word/第一轮·竞赛教材版/第一轮原理·4-化学动力学（学生版）.docx
@@ -666,6 +666,31 @@
     </w:p>
     <w:p>
       <w:pPr>
+        <w:spacing w:before="0" w:after="0"/>
+      </w:pPr>
+    </w:p>
+    <w:p>
+      <w:pPr>
+        <w:spacing w:before="0" w:after="0"/>
+      </w:pPr>
+    </w:p>
+    <w:p>
+      <w:pPr>
+        <w:spacing w:before="0" w:after="0"/>
+      </w:pPr>
+    </w:p>
+    <w:p>
+      <w:pPr>
+        <w:spacing w:before="0" w:after="0"/>
+      </w:pPr>
+    </w:p>
+    <w:p>
+      <w:pPr>
+        <w:spacing w:before="0" w:after="0"/>
+      </w:pPr>
+    </w:p>
+    <w:p>
+      <w:pPr>
         <w:spacing w:before="160" w:after="80"/>
       </w:pPr>
       <w:r>
@@ -831,6 +856,21 @@
         </w:rPr>
         <w:t xml:space="preserve">。</w:t>
       </w:r>
+    </w:p>
+    <w:p>
+      <w:pPr>
+        <w:spacing w:before="0" w:after="0"/>
+      </w:pPr>
+    </w:p>
+    <w:p>
+      <w:pPr>
+        <w:spacing w:before="0" w:after="0"/>
+      </w:pPr>
+    </w:p>
+    <w:p>
+      <w:pPr>
+        <w:spacing w:before="0" w:after="0"/>
+      </w:pPr>
     </w:p>
     <w:p>
       <w:pPr>
@@ -1596,7 +1636,7 @@
         </w:rPr>
         <w:drawing>
           <wp:inline>
-            <wp:extent cx="3600000" cy="2490697"/>
+            <wp:extent cx="3600000" cy="2423133"/>
             <wp:effectExtent b="0" l="0" r="0" t="0"/>
             <wp:docPr descr="" title="" id="12" name="Picture"/>
             <a:graphic>
@@ -1617,7 +1657,7 @@
                   <pic:spPr bwMode="auto">
                     <a:xfrm>
                       <a:off x="0" y="0"/>
-                      <a:ext cx="3600000" cy="2490697"/>
+                      <a:ext cx="3600000" cy="2423133"/>
                     </a:xfrm>
                     <a:prstGeom prst="rect">
                       <a:avLst/>
@@ -1635,6 +1675,31 @@
           </wp:inline>
         </w:drawing>
       </w:r>
+    </w:p>
+    <w:p>
+      <w:pPr>
+        <w:spacing w:before="0" w:after="0"/>
+      </w:pPr>
+    </w:p>
+    <w:p>
+      <w:pPr>
+        <w:spacing w:before="0" w:after="0"/>
+      </w:pPr>
+    </w:p>
+    <w:p>
+      <w:pPr>
+        <w:spacing w:before="0" w:after="0"/>
+      </w:pPr>
+    </w:p>
+    <w:p>
+      <w:pPr>
+        <w:spacing w:before="0" w:after="0"/>
+      </w:pPr>
+    </w:p>
+    <w:p>
+      <w:pPr>
+        <w:spacing w:before="0" w:after="0"/>
+      </w:pPr>
     </w:p>
     <w:p>
       <w:pPr>
@@ -2425,7 +2490,7 @@
         </w:rPr>
         <w:drawing>
           <wp:inline>
-            <wp:extent cx="3240000" cy="2897027"/>
+            <wp:extent cx="3240000" cy="2894694"/>
             <wp:effectExtent b="0" l="0" r="0" t="0"/>
             <wp:docPr descr="" title="" id="16" name="Picture"/>
             <a:graphic>
@@ -2446,7 +2511,7 @@
                   <pic:spPr bwMode="auto">
                     <a:xfrm>
                       <a:off x="0" y="0"/>
-                      <a:ext cx="3240000" cy="2897027"/>
+                      <a:ext cx="3240000" cy="2894694"/>
                     </a:xfrm>
                     <a:prstGeom prst="rect">
                       <a:avLst/>
@@ -2464,6 +2529,31 @@
           </wp:inline>
         </w:drawing>
       </w:r>
+    </w:p>
+    <w:p>
+      <w:pPr>
+        <w:spacing w:before="0" w:after="0"/>
+      </w:pPr>
+    </w:p>
+    <w:p>
+      <w:pPr>
+        <w:spacing w:before="0" w:after="0"/>
+      </w:pPr>
+    </w:p>
+    <w:p>
+      <w:pPr>
+        <w:spacing w:before="0" w:after="0"/>
+      </w:pPr>
+    </w:p>
+    <w:p>
+      <w:pPr>
+        <w:spacing w:before="0" w:after="0"/>
+      </w:pPr>
+    </w:p>
+    <w:p>
+      <w:pPr>
+        <w:spacing w:before="0" w:after="0"/>
+      </w:pPr>
     </w:p>
     <w:p>
       <w:pPr>
@@ -6298,6 +6388,46 @@
         </w:tc>
       </w:tr>
     </w:tbl>
+    <w:p>
+      <w:pPr>
+        <w:spacing w:before="0" w:after="0"/>
+      </w:pPr>
+    </w:p>
+    <w:p>
+      <w:pPr>
+        <w:spacing w:before="0" w:after="0"/>
+      </w:pPr>
+    </w:p>
+    <w:p>
+      <w:pPr>
+        <w:spacing w:before="0" w:after="0"/>
+      </w:pPr>
+    </w:p>
+    <w:p>
+      <w:pPr>
+        <w:spacing w:before="0" w:after="0"/>
+      </w:pPr>
+    </w:p>
+    <w:p>
+      <w:pPr>
+        <w:spacing w:before="0" w:after="0"/>
+      </w:pPr>
+    </w:p>
+    <w:p>
+      <w:pPr>
+        <w:spacing w:before="0" w:after="0"/>
+      </w:pPr>
+    </w:p>
+    <w:p>
+      <w:pPr>
+        <w:spacing w:before="0" w:after="0"/>
+      </w:pPr>
+    </w:p>
+    <w:p>
+      <w:pPr>
+        <w:spacing w:before="0" w:after="0"/>
+      </w:pPr>
+    </w:p>
     <w:p>
       <w:pPr>
         <w:spacing w:before="160" w:after="80"/>
@@ -10300,6 +10430,46 @@
     </w:p>
     <w:p>
       <w:pPr>
+        <w:spacing w:before="0" w:after="0"/>
+      </w:pPr>
+    </w:p>
+    <w:p>
+      <w:pPr>
+        <w:spacing w:before="0" w:after="0"/>
+      </w:pPr>
+    </w:p>
+    <w:p>
+      <w:pPr>
+        <w:spacing w:before="0" w:after="0"/>
+      </w:pPr>
+    </w:p>
+    <w:p>
+      <w:pPr>
+        <w:spacing w:before="0" w:after="0"/>
+      </w:pPr>
+    </w:p>
+    <w:p>
+      <w:pPr>
+        <w:spacing w:before="0" w:after="0"/>
+      </w:pPr>
+    </w:p>
+    <w:p>
+      <w:pPr>
+        <w:spacing w:before="0" w:after="0"/>
+      </w:pPr>
+    </w:p>
+    <w:p>
+      <w:pPr>
+        <w:spacing w:before="0" w:after="0"/>
+      </w:pPr>
+    </w:p>
+    <w:p>
+      <w:pPr>
+        <w:spacing w:before="0" w:after="0"/>
+      </w:pPr>
+    </w:p>
+    <w:p>
+      <w:pPr>
         <w:spacing w:before="160" w:after="80"/>
       </w:pPr>
       <w:r>
@@ -10728,6 +10898,46 @@
     </w:p>
     <w:p>
       <w:pPr>
+        <w:spacing w:before="0" w:after="0"/>
+      </w:pPr>
+    </w:p>
+    <w:p>
+      <w:pPr>
+        <w:spacing w:before="0" w:after="0"/>
+      </w:pPr>
+    </w:p>
+    <w:p>
+      <w:pPr>
+        <w:spacing w:before="0" w:after="0"/>
+      </w:pPr>
+    </w:p>
+    <w:p>
+      <w:pPr>
+        <w:spacing w:before="0" w:after="0"/>
+      </w:pPr>
+    </w:p>
+    <w:p>
+      <w:pPr>
+        <w:spacing w:before="0" w:after="0"/>
+      </w:pPr>
+    </w:p>
+    <w:p>
+      <w:pPr>
+        <w:spacing w:before="0" w:after="0"/>
+      </w:pPr>
+    </w:p>
+    <w:p>
+      <w:pPr>
+        <w:spacing w:before="0" w:after="0"/>
+      </w:pPr>
+    </w:p>
+    <w:p>
+      <w:pPr>
+        <w:spacing w:before="0" w:after="0"/>
+      </w:pPr>
+    </w:p>
+    <w:p>
+      <w:pPr>
         <w:spacing w:before="160" w:after="80"/>
       </w:pPr>
       <w:r>
@@ -10856,6 +11066,31 @@
         </w:rPr>
         <w:t>。</w:t>
       </w:r>
+    </w:p>
+    <w:p>
+      <w:pPr>
+        <w:spacing w:before="0" w:after="0"/>
+      </w:pPr>
+    </w:p>
+    <w:p>
+      <w:pPr>
+        <w:spacing w:before="0" w:after="0"/>
+      </w:pPr>
+    </w:p>
+    <w:p>
+      <w:pPr>
+        <w:spacing w:before="0" w:after="0"/>
+      </w:pPr>
+    </w:p>
+    <w:p>
+      <w:pPr>
+        <w:spacing w:before="0" w:after="0"/>
+      </w:pPr>
+    </w:p>
+    <w:p>
+      <w:pPr>
+        <w:spacing w:before="0" w:after="0"/>
+      </w:pPr>
     </w:p>
     <w:p>
       <w:pPr>
@@ -12233,6 +12468,31 @@
     </w:p>
     <w:p>
       <w:pPr>
+        <w:spacing w:before="0" w:after="0"/>
+      </w:pPr>
+    </w:p>
+    <w:p>
+      <w:pPr>
+        <w:spacing w:before="0" w:after="0"/>
+      </w:pPr>
+    </w:p>
+    <w:p>
+      <w:pPr>
+        <w:spacing w:before="0" w:after="0"/>
+      </w:pPr>
+    </w:p>
+    <w:p>
+      <w:pPr>
+        <w:spacing w:before="0" w:after="0"/>
+      </w:pPr>
+    </w:p>
+    <w:p>
+      <w:pPr>
+        <w:spacing w:before="0" w:after="0"/>
+      </w:pPr>
+    </w:p>
+    <w:p>
+      <w:pPr>
         <w:spacing w:before="160" w:after="80"/>
       </w:pPr>
       <w:r>
@@ -12792,6 +13052,21 @@
         </w:rPr>
         <w:t xml:space="preserve">。</w:t>
       </w:r>
+    </w:p>
+    <w:p>
+      <w:pPr>
+        <w:spacing w:before="0" w:after="0"/>
+      </w:pPr>
+    </w:p>
+    <w:p>
+      <w:pPr>
+        <w:spacing w:before="0" w:after="0"/>
+      </w:pPr>
+    </w:p>
+    <w:p>
+      <w:pPr>
+        <w:spacing w:before="0" w:after="0"/>
+      </w:pPr>
     </w:p>
     <w:p>
       <w:pPr>
@@ -13370,6 +13645,31 @@
         </w:rPr>
         <w:t>。</w:t>
       </w:r>
+    </w:p>
+    <w:p>
+      <w:pPr>
+        <w:spacing w:before="0" w:after="0"/>
+      </w:pPr>
+    </w:p>
+    <w:p>
+      <w:pPr>
+        <w:spacing w:before="0" w:after="0"/>
+      </w:pPr>
+    </w:p>
+    <w:p>
+      <w:pPr>
+        <w:spacing w:before="0" w:after="0"/>
+      </w:pPr>
+    </w:p>
+    <w:p>
+      <w:pPr>
+        <w:spacing w:before="0" w:after="0"/>
+      </w:pPr>
+    </w:p>
+    <w:p>
+      <w:pPr>
+        <w:spacing w:before="0" w:after="0"/>
+      </w:pPr>
     </w:p>
     <w:p>
       <w:pPr>
@@ -13805,6 +14105,16 @@
           </wp:inline>
         </w:drawing>
       </w:r>
+    </w:p>
+    <w:p>
+      <w:pPr>
+        <w:spacing w:before="0" w:after="0"/>
+      </w:pPr>
+    </w:p>
+    <w:p>
+      <w:pPr>
+        <w:spacing w:before="0" w:after="0"/>
+      </w:pPr>
     </w:p>
     <w:p>
       <w:pPr>
@@ -14736,6 +15046,16 @@
     </w:p>
     <w:p>
       <w:pPr>
+        <w:spacing w:before="0" w:after="0"/>
+      </w:pPr>
+    </w:p>
+    <w:p>
+      <w:pPr>
+        <w:spacing w:before="0" w:after="0"/>
+      </w:pPr>
+    </w:p>
+    <w:p>
+      <w:pPr>
         <w:spacing w:before="160" w:after="80"/>
       </w:pPr>
       <w:r>
@@ -15424,6 +15744,31 @@
         </w:rPr>
         <w:t>。</w:t>
       </w:r>
+    </w:p>
+    <w:p>
+      <w:pPr>
+        <w:spacing w:before="0" w:after="0"/>
+      </w:pPr>
+    </w:p>
+    <w:p>
+      <w:pPr>
+        <w:spacing w:before="0" w:after="0"/>
+      </w:pPr>
+    </w:p>
+    <w:p>
+      <w:pPr>
+        <w:spacing w:before="0" w:after="0"/>
+      </w:pPr>
+    </w:p>
+    <w:p>
+      <w:pPr>
+        <w:spacing w:before="0" w:after="0"/>
+      </w:pPr>
+    </w:p>
+    <w:p>
+      <w:pPr>
+        <w:spacing w:before="0" w:after="0"/>
+      </w:pPr>
     </w:p>
     <w:p>
       <w:pPr>
@@ -15999,6 +16344,8 @@
     <w:p>
       <w:pPr>
         <w:pStyle w:val="FirstParagraph"/>
+        <w:ind w:left="480" w:hanging="480"/>
+        <w:spacing w:after="0"/>
       </w:pPr>
       <w:r>
         <w:rPr>
@@ -16048,6 +16395,13 @@
         </w:rPr>
         <w:t xml:space="preserve"> </w:t>
       </w:r>
+    </w:p>
+    <w:p>
+      <w:pPr>
+        <w:pStyle w:val="FirstParagraph"/>
+        <w:ind w:left="480" w:hanging="480"/>
+        <w:spacing w:before="0" w:after="0"/>
+      </w:pPr>
       <w:r>
         <w:rPr>
           <w:rFonts w:ascii="Times New Roman" w:hAnsi="Times New Roman" w:eastAsia="Times New Roman" w:cs="Times New Roman"/>
@@ -16090,6 +16444,13 @@
         </w:rPr>
         <w:t xml:space="preserve"> </w:t>
       </w:r>
+    </w:p>
+    <w:p>
+      <w:pPr>
+        <w:pStyle w:val="FirstParagraph"/>
+        <w:ind w:left="480" w:hanging="480"/>
+        <w:spacing w:before="0" w:after="0"/>
+      </w:pPr>
       <w:r>
         <w:rPr>
           <w:rFonts w:ascii="Times New Roman" w:hAnsi="Times New Roman" w:eastAsia="Times New Roman" w:cs="Times New Roman"/>
@@ -16132,6 +16493,13 @@
         </w:rPr>
         <w:t xml:space="preserve"> </w:t>
       </w:r>
+    </w:p>
+    <w:p>
+      <w:pPr>
+        <w:pStyle w:val="FirstParagraph"/>
+        <w:ind w:left="480" w:hanging="480"/>
+        <w:spacing w:before="0" w:after="180"/>
+      </w:pPr>
       <w:r>
         <w:rPr>
           <w:rFonts w:ascii="Times New Roman" w:hAnsi="Times New Roman" w:eastAsia="Times New Roman" w:cs="Times New Roman"/>
@@ -16315,6 +16683,16 @@
         </w:rPr>
         <w:t>。</w:t>
       </w:r>
+    </w:p>
+    <w:p>
+      <w:pPr>
+        <w:spacing w:before="0" w:after="0"/>
+      </w:pPr>
+    </w:p>
+    <w:p>
+      <w:pPr>
+        <w:spacing w:before="0" w:after="0"/>
+      </w:pPr>
     </w:p>
     <w:p>
       <w:pPr>
@@ -16735,6 +17113,21 @@
     </w:p>
     <w:p>
       <w:pPr>
+        <w:spacing w:before="0" w:after="0"/>
+      </w:pPr>
+    </w:p>
+    <w:p>
+      <w:pPr>
+        <w:spacing w:before="0" w:after="0"/>
+      </w:pPr>
+    </w:p>
+    <w:p>
+      <w:pPr>
+        <w:spacing w:before="0" w:after="0"/>
+      </w:pPr>
+    </w:p>
+    <w:p>
+      <w:pPr>
         <w:spacing w:before="160" w:after="80"/>
       </w:pPr>
       <w:r>
@@ -17340,6 +17733,31 @@
     </w:p>
     <w:p>
       <w:pPr>
+        <w:spacing w:before="0" w:after="0"/>
+      </w:pPr>
+    </w:p>
+    <w:p>
+      <w:pPr>
+        <w:spacing w:before="0" w:after="0"/>
+      </w:pPr>
+    </w:p>
+    <w:p>
+      <w:pPr>
+        <w:spacing w:before="0" w:after="0"/>
+      </w:pPr>
+    </w:p>
+    <w:p>
+      <w:pPr>
+        <w:spacing w:before="0" w:after="0"/>
+      </w:pPr>
+    </w:p>
+    <w:p>
+      <w:pPr>
+        <w:spacing w:before="0" w:after="0"/>
+      </w:pPr>
+    </w:p>
+    <w:p>
+      <w:pPr>
         <w:spacing w:before="160" w:after="80"/>
       </w:pPr>
       <w:r>
@@ -17552,6 +17970,21 @@
     </w:p>
     <w:p>
       <w:pPr>
+        <w:spacing w:before="0" w:after="0"/>
+      </w:pPr>
+    </w:p>
+    <w:p>
+      <w:pPr>
+        <w:spacing w:before="0" w:after="0"/>
+      </w:pPr>
+    </w:p>
+    <w:p>
+      <w:pPr>
+        <w:spacing w:before="0" w:after="0"/>
+      </w:pPr>
+    </w:p>
+    <w:p>
+      <w:pPr>
         <w:spacing w:before="160" w:after="80"/>
       </w:pPr>
       <w:r>
@@ -18181,6 +18614,31 @@
         </w:rPr>
         <w:t xml:space="preserve">）</w:t>
       </w:r>
+    </w:p>
+    <w:p>
+      <w:pPr>
+        <w:spacing w:before="0" w:after="0"/>
+      </w:pPr>
+    </w:p>
+    <w:p>
+      <w:pPr>
+        <w:spacing w:before="0" w:after="0"/>
+      </w:pPr>
+    </w:p>
+    <w:p>
+      <w:pPr>
+        <w:spacing w:before="0" w:after="0"/>
+      </w:pPr>
+    </w:p>
+    <w:p>
+      <w:pPr>
+        <w:spacing w:before="0" w:after="0"/>
+      </w:pPr>
+    </w:p>
+    <w:p>
+      <w:pPr>
+        <w:spacing w:before="0" w:after="0"/>
+      </w:pPr>
     </w:p>
     <w:p>
       <w:pPr>
@@ -18557,6 +19015,31 @@
     </w:p>
     <w:p>
       <w:pPr>
+        <w:spacing w:before="0" w:after="0"/>
+      </w:pPr>
+    </w:p>
+    <w:p>
+      <w:pPr>
+        <w:spacing w:before="0" w:after="0"/>
+      </w:pPr>
+    </w:p>
+    <w:p>
+      <w:pPr>
+        <w:spacing w:before="0" w:after="0"/>
+      </w:pPr>
+    </w:p>
+    <w:p>
+      <w:pPr>
+        <w:spacing w:before="0" w:after="0"/>
+      </w:pPr>
+    </w:p>
+    <w:p>
+      <w:pPr>
+        <w:spacing w:before="0" w:after="0"/>
+      </w:pPr>
+    </w:p>
+    <w:p>
+      <w:pPr>
         <w:spacing w:before="160" w:after="80"/>
       </w:pPr>
       <w:r>
@@ -19068,7 +19551,7 @@
         </w:rPr>
         <w:drawing>
           <wp:inline>
-            <wp:extent cx="3240000" cy="3477073"/>
+            <wp:extent cx="3206546" cy="3477073"/>
             <wp:effectExtent b="0" l="0" r="0" t="0"/>
             <wp:docPr descr="" title="" id="39" name="Picture"/>
             <a:graphic>
@@ -19089,7 +19572,7 @@
                   <pic:spPr bwMode="auto">
                     <a:xfrm>
                       <a:off x="0" y="0"/>
-                      <a:ext cx="3240000" cy="3477073"/>
+                      <a:ext cx="3206546" cy="3477073"/>
                     </a:xfrm>
                     <a:prstGeom prst="rect">
                       <a:avLst/>
@@ -19120,7 +19603,7 @@
         </w:rPr>
         <w:drawing>
           <wp:inline>
-            <wp:extent cx="3600000" cy="2273258"/>
+            <wp:extent cx="3600000" cy="2246925"/>
             <wp:effectExtent b="0" l="0" r="0" t="0"/>
             <wp:docPr descr="" title="" id="42" name="Picture"/>
             <a:graphic>
@@ -19141,7 +19624,7 @@
                   <pic:spPr bwMode="auto">
                     <a:xfrm>
                       <a:off x="0" y="0"/>
-                      <a:ext cx="3600000" cy="2273258"/>
+                      <a:ext cx="3600000" cy="2246925"/>
                     </a:xfrm>
                     <a:prstGeom prst="rect">
                       <a:avLst/>
@@ -22549,6 +23032,46 @@
     </w:p>
     <w:p>
       <w:pPr>
+        <w:spacing w:before="0" w:after="0"/>
+      </w:pPr>
+    </w:p>
+    <w:p>
+      <w:pPr>
+        <w:spacing w:before="0" w:after="0"/>
+      </w:pPr>
+    </w:p>
+    <w:p>
+      <w:pPr>
+        <w:spacing w:before="0" w:after="0"/>
+      </w:pPr>
+    </w:p>
+    <w:p>
+      <w:pPr>
+        <w:spacing w:before="0" w:after="0"/>
+      </w:pPr>
+    </w:p>
+    <w:p>
+      <w:pPr>
+        <w:spacing w:before="0" w:after="0"/>
+      </w:pPr>
+    </w:p>
+    <w:p>
+      <w:pPr>
+        <w:spacing w:before="0" w:after="0"/>
+      </w:pPr>
+    </w:p>
+    <w:p>
+      <w:pPr>
+        <w:spacing w:before="0" w:after="0"/>
+      </w:pPr>
+    </w:p>
+    <w:p>
+      <w:pPr>
+        <w:spacing w:before="0" w:after="0"/>
+      </w:pPr>
+    </w:p>
+    <w:p>
+      <w:pPr>
         <w:spacing w:before="160" w:after="80"/>
       </w:pPr>
       <w:r>
@@ -28341,6 +28864,46 @@
         </w:rPr>
         <w:t>)。</w:t>
       </w:r>
+    </w:p>
+    <w:p>
+      <w:pPr>
+        <w:spacing w:before="0" w:after="0"/>
+      </w:pPr>
+    </w:p>
+    <w:p>
+      <w:pPr>
+        <w:spacing w:before="0" w:after="0"/>
+      </w:pPr>
+    </w:p>
+    <w:p>
+      <w:pPr>
+        <w:spacing w:before="0" w:after="0"/>
+      </w:pPr>
+    </w:p>
+    <w:p>
+      <w:pPr>
+        <w:spacing w:before="0" w:after="0"/>
+      </w:pPr>
+    </w:p>
+    <w:p>
+      <w:pPr>
+        <w:spacing w:before="0" w:after="0"/>
+      </w:pPr>
+    </w:p>
+    <w:p>
+      <w:pPr>
+        <w:spacing w:before="0" w:after="0"/>
+      </w:pPr>
+    </w:p>
+    <w:p>
+      <w:pPr>
+        <w:spacing w:before="0" w:after="0"/>
+      </w:pPr>
+    </w:p>
+    <w:p>
+      <w:pPr>
+        <w:spacing w:before="0" w:after="0"/>
+      </w:pPr>
     </w:p>
     <w:p>
       <w:pPr>
@@ -33104,6 +33667,46 @@
     </w:p>
     <w:p>
       <w:pPr>
+        <w:spacing w:before="0" w:after="0"/>
+      </w:pPr>
+    </w:p>
+    <w:p>
+      <w:pPr>
+        <w:spacing w:before="0" w:after="0"/>
+      </w:pPr>
+    </w:p>
+    <w:p>
+      <w:pPr>
+        <w:spacing w:before="0" w:after="0"/>
+      </w:pPr>
+    </w:p>
+    <w:p>
+      <w:pPr>
+        <w:spacing w:before="0" w:after="0"/>
+      </w:pPr>
+    </w:p>
+    <w:p>
+      <w:pPr>
+        <w:spacing w:before="0" w:after="0"/>
+      </w:pPr>
+    </w:p>
+    <w:p>
+      <w:pPr>
+        <w:spacing w:before="0" w:after="0"/>
+      </w:pPr>
+    </w:p>
+    <w:p>
+      <w:pPr>
+        <w:spacing w:before="0" w:after="0"/>
+      </w:pPr>
+    </w:p>
+    <w:p>
+      <w:pPr>
+        <w:spacing w:before="0" w:after="0"/>
+      </w:pPr>
+    </w:p>
+    <w:p>
+      <w:pPr>
         <w:spacing w:before="160" w:after="80"/>
       </w:pPr>
       <w:r>
@@ -36774,6 +37377,46 @@
     </w:p>
     <w:p>
       <w:pPr>
+        <w:spacing w:before="0" w:after="0"/>
+      </w:pPr>
+    </w:p>
+    <w:p>
+      <w:pPr>
+        <w:spacing w:before="0" w:after="0"/>
+      </w:pPr>
+    </w:p>
+    <w:p>
+      <w:pPr>
+        <w:spacing w:before="0" w:after="0"/>
+      </w:pPr>
+    </w:p>
+    <w:p>
+      <w:pPr>
+        <w:spacing w:before="0" w:after="0"/>
+      </w:pPr>
+    </w:p>
+    <w:p>
+      <w:pPr>
+        <w:spacing w:before="0" w:after="0"/>
+      </w:pPr>
+    </w:p>
+    <w:p>
+      <w:pPr>
+        <w:spacing w:before="0" w:after="0"/>
+      </w:pPr>
+    </w:p>
+    <w:p>
+      <w:pPr>
+        <w:spacing w:before="0" w:after="0"/>
+      </w:pPr>
+    </w:p>
+    <w:p>
+      <w:pPr>
+        <w:spacing w:before="0" w:after="0"/>
+      </w:pPr>
+    </w:p>
+    <w:p>
+      <w:pPr>
         <w:spacing w:before="160" w:after="80"/>
       </w:pPr>
       <w:r>
@@ -37273,6 +37916,46 @@
     </w:p>
     <w:p>
       <w:pPr>
+        <w:spacing w:before="0" w:after="0"/>
+      </w:pPr>
+    </w:p>
+    <w:p>
+      <w:pPr>
+        <w:spacing w:before="0" w:after="0"/>
+      </w:pPr>
+    </w:p>
+    <w:p>
+      <w:pPr>
+        <w:spacing w:before="0" w:after="0"/>
+      </w:pPr>
+    </w:p>
+    <w:p>
+      <w:pPr>
+        <w:spacing w:before="0" w:after="0"/>
+      </w:pPr>
+    </w:p>
+    <w:p>
+      <w:pPr>
+        <w:spacing w:before="0" w:after="0"/>
+      </w:pPr>
+    </w:p>
+    <w:p>
+      <w:pPr>
+        <w:spacing w:before="0" w:after="0"/>
+      </w:pPr>
+    </w:p>
+    <w:p>
+      <w:pPr>
+        <w:spacing w:before="0" w:after="0"/>
+      </w:pPr>
+    </w:p>
+    <w:p>
+      <w:pPr>
+        <w:spacing w:before="0" w:after="0"/>
+      </w:pPr>
+    </w:p>
+    <w:p>
+      <w:pPr>
         <w:spacing w:before="160" w:after="80"/>
       </w:pPr>
       <w:r>
@@ -38233,6 +38916,46 @@
         </w:rPr>
         <w:t>？</w:t>
       </w:r>
+    </w:p>
+    <w:p>
+      <w:pPr>
+        <w:spacing w:before="0" w:after="0"/>
+      </w:pPr>
+    </w:p>
+    <w:p>
+      <w:pPr>
+        <w:spacing w:before="0" w:after="0"/>
+      </w:pPr>
+    </w:p>
+    <w:p>
+      <w:pPr>
+        <w:spacing w:before="0" w:after="0"/>
+      </w:pPr>
+    </w:p>
+    <w:p>
+      <w:pPr>
+        <w:spacing w:before="0" w:after="0"/>
+      </w:pPr>
+    </w:p>
+    <w:p>
+      <w:pPr>
+        <w:spacing w:before="0" w:after="0"/>
+      </w:pPr>
+    </w:p>
+    <w:p>
+      <w:pPr>
+        <w:spacing w:before="0" w:after="0"/>
+      </w:pPr>
+    </w:p>
+    <w:p>
+      <w:pPr>
+        <w:spacing w:before="0" w:after="0"/>
+      </w:pPr>
+    </w:p>
+    <w:p>
+      <w:pPr>
+        <w:spacing w:before="0" w:after="0"/>
+      </w:pPr>
     </w:p>
     <w:p>
       <w:pPr>
@@ -39315,6 +40038,46 @@
     </w:p>
     <w:p>
       <w:pPr>
+        <w:spacing w:before="0" w:after="0"/>
+      </w:pPr>
+    </w:p>
+    <w:p>
+      <w:pPr>
+        <w:spacing w:before="0" w:after="0"/>
+      </w:pPr>
+    </w:p>
+    <w:p>
+      <w:pPr>
+        <w:spacing w:before="0" w:after="0"/>
+      </w:pPr>
+    </w:p>
+    <w:p>
+      <w:pPr>
+        <w:spacing w:before="0" w:after="0"/>
+      </w:pPr>
+    </w:p>
+    <w:p>
+      <w:pPr>
+        <w:spacing w:before="0" w:after="0"/>
+      </w:pPr>
+    </w:p>
+    <w:p>
+      <w:pPr>
+        <w:spacing w:before="0" w:after="0"/>
+      </w:pPr>
+    </w:p>
+    <w:p>
+      <w:pPr>
+        <w:spacing w:before="0" w:after="0"/>
+      </w:pPr>
+    </w:p>
+    <w:p>
+      <w:pPr>
+        <w:spacing w:before="0" w:after="0"/>
+      </w:pPr>
+    </w:p>
+    <w:p>
+      <w:pPr>
         <w:spacing w:before="160" w:after="80"/>
       </w:pPr>
       <w:r>
@@ -40059,7 +40822,7 @@
         </w:rPr>
         <w:drawing>
           <wp:inline>
-            <wp:extent cx="3600000" cy="687437"/>
+            <wp:extent cx="3600000" cy="660302"/>
             <wp:effectExtent b="0" l="0" r="0" t="0"/>
             <wp:docPr descr="" title="" id="58" name="Picture"/>
             <a:graphic>
@@ -40080,7 +40843,7 @@
                   <pic:spPr bwMode="auto">
                     <a:xfrm>
                       <a:off x="0" y="0"/>
-                      <a:ext cx="3600000" cy="687437"/>
+                      <a:ext cx="3600000" cy="660302"/>
                     </a:xfrm>
                     <a:prstGeom prst="rect">
                       <a:avLst/>
@@ -40374,6 +41137,46 @@
         </w:rPr>
         <w:t>。</w:t>
       </w:r>
+    </w:p>
+    <w:p>
+      <w:pPr>
+        <w:spacing w:before="0" w:after="0"/>
+      </w:pPr>
+    </w:p>
+    <w:p>
+      <w:pPr>
+        <w:spacing w:before="0" w:after="0"/>
+      </w:pPr>
+    </w:p>
+    <w:p>
+      <w:pPr>
+        <w:spacing w:before="0" w:after="0"/>
+      </w:pPr>
+    </w:p>
+    <w:p>
+      <w:pPr>
+        <w:spacing w:before="0" w:after="0"/>
+      </w:pPr>
+    </w:p>
+    <w:p>
+      <w:pPr>
+        <w:spacing w:before="0" w:after="0"/>
+      </w:pPr>
+    </w:p>
+    <w:p>
+      <w:pPr>
+        <w:spacing w:before="0" w:after="0"/>
+      </w:pPr>
+    </w:p>
+    <w:p>
+      <w:pPr>
+        <w:spacing w:before="0" w:after="0"/>
+      </w:pPr>
+    </w:p>
+    <w:p>
+      <w:pPr>
+        <w:spacing w:before="0" w:after="0"/>
+      </w:pPr>
     </w:p>
     <w:p>
       <w:pPr>
@@ -41021,6 +41824,46 @@
     </w:p>
     <w:p>
       <w:pPr>
+        <w:spacing w:before="0" w:after="0"/>
+      </w:pPr>
+    </w:p>
+    <w:p>
+      <w:pPr>
+        <w:spacing w:before="0" w:after="0"/>
+      </w:pPr>
+    </w:p>
+    <w:p>
+      <w:pPr>
+        <w:spacing w:before="0" w:after="0"/>
+      </w:pPr>
+    </w:p>
+    <w:p>
+      <w:pPr>
+        <w:spacing w:before="0" w:after="0"/>
+      </w:pPr>
+    </w:p>
+    <w:p>
+      <w:pPr>
+        <w:spacing w:before="0" w:after="0"/>
+      </w:pPr>
+    </w:p>
+    <w:p>
+      <w:pPr>
+        <w:spacing w:before="0" w:after="0"/>
+      </w:pPr>
+    </w:p>
+    <w:p>
+      <w:pPr>
+        <w:spacing w:before="0" w:after="0"/>
+      </w:pPr>
+    </w:p>
+    <w:p>
+      <w:pPr>
+        <w:spacing w:before="0" w:after="0"/>
+      </w:pPr>
+    </w:p>
+    <w:p>
+      <w:pPr>
         <w:spacing w:before="160" w:after="80"/>
       </w:pPr>
       <w:r>
@@ -41766,6 +42609,46 @@
     </w:p>
     <w:p>
       <w:pPr>
+        <w:spacing w:before="0" w:after="0"/>
+      </w:pPr>
+    </w:p>
+    <w:p>
+      <w:pPr>
+        <w:spacing w:before="0" w:after="0"/>
+      </w:pPr>
+    </w:p>
+    <w:p>
+      <w:pPr>
+        <w:spacing w:before="0" w:after="0"/>
+      </w:pPr>
+    </w:p>
+    <w:p>
+      <w:pPr>
+        <w:spacing w:before="0" w:after="0"/>
+      </w:pPr>
+    </w:p>
+    <w:p>
+      <w:pPr>
+        <w:spacing w:before="0" w:after="0"/>
+      </w:pPr>
+    </w:p>
+    <w:p>
+      <w:pPr>
+        <w:spacing w:before="0" w:after="0"/>
+      </w:pPr>
+    </w:p>
+    <w:p>
+      <w:pPr>
+        <w:spacing w:before="0" w:after="0"/>
+      </w:pPr>
+    </w:p>
+    <w:p>
+      <w:pPr>
+        <w:spacing w:before="0" w:after="0"/>
+      </w:pPr>
+    </w:p>
+    <w:p>
+      <w:pPr>
         <w:spacing w:before="160" w:after="80"/>
       </w:pPr>
       <w:r>
@@ -42328,6 +43211,46 @@
         </w:rPr>
         <w:t>？</w:t>
       </w:r>
+    </w:p>
+    <w:p>
+      <w:pPr>
+        <w:spacing w:before="0" w:after="0"/>
+      </w:pPr>
+    </w:p>
+    <w:p>
+      <w:pPr>
+        <w:spacing w:before="0" w:after="0"/>
+      </w:pPr>
+    </w:p>
+    <w:p>
+      <w:pPr>
+        <w:spacing w:before="0" w:after="0"/>
+      </w:pPr>
+    </w:p>
+    <w:p>
+      <w:pPr>
+        <w:spacing w:before="0" w:after="0"/>
+      </w:pPr>
+    </w:p>
+    <w:p>
+      <w:pPr>
+        <w:spacing w:before="0" w:after="0"/>
+      </w:pPr>
+    </w:p>
+    <w:p>
+      <w:pPr>
+        <w:spacing w:before="0" w:after="0"/>
+      </w:pPr>
+    </w:p>
+    <w:p>
+      <w:pPr>
+        <w:spacing w:before="0" w:after="0"/>
+      </w:pPr>
+    </w:p>
+    <w:p>
+      <w:pPr>
+        <w:spacing w:before="0" w:after="0"/>
+      </w:pPr>
     </w:p>
     <w:p>
       <w:pPr>
@@ -43778,6 +44701,46 @@
     </w:p>
     <w:p>
       <w:pPr>
+        <w:spacing w:before="0" w:after="0"/>
+      </w:pPr>
+    </w:p>
+    <w:p>
+      <w:pPr>
+        <w:spacing w:before="0" w:after="0"/>
+      </w:pPr>
+    </w:p>
+    <w:p>
+      <w:pPr>
+        <w:spacing w:before="0" w:after="0"/>
+      </w:pPr>
+    </w:p>
+    <w:p>
+      <w:pPr>
+        <w:spacing w:before="0" w:after="0"/>
+      </w:pPr>
+    </w:p>
+    <w:p>
+      <w:pPr>
+        <w:spacing w:before="0" w:after="0"/>
+      </w:pPr>
+    </w:p>
+    <w:p>
+      <w:pPr>
+        <w:spacing w:before="0" w:after="0"/>
+      </w:pPr>
+    </w:p>
+    <w:p>
+      <w:pPr>
+        <w:spacing w:before="0" w:after="0"/>
+      </w:pPr>
+    </w:p>
+    <w:p>
+      <w:pPr>
+        <w:spacing w:before="0" w:after="0"/>
+      </w:pPr>
+    </w:p>
+    <w:p>
+      <w:pPr>
         <w:spacing w:before="160" w:after="80"/>
       </w:pPr>
       <w:r>
@@ -44694,6 +45657,46 @@
         </w:rPr>
         <w:t>。</w:t>
       </w:r>
+    </w:p>
+    <w:p>
+      <w:pPr>
+        <w:spacing w:before="0" w:after="0"/>
+      </w:pPr>
+    </w:p>
+    <w:p>
+      <w:pPr>
+        <w:spacing w:before="0" w:after="0"/>
+      </w:pPr>
+    </w:p>
+    <w:p>
+      <w:pPr>
+        <w:spacing w:before="0" w:after="0"/>
+      </w:pPr>
+    </w:p>
+    <w:p>
+      <w:pPr>
+        <w:spacing w:before="0" w:after="0"/>
+      </w:pPr>
+    </w:p>
+    <w:p>
+      <w:pPr>
+        <w:spacing w:before="0" w:after="0"/>
+      </w:pPr>
+    </w:p>
+    <w:p>
+      <w:pPr>
+        <w:spacing w:before="0" w:after="0"/>
+      </w:pPr>
+    </w:p>
+    <w:p>
+      <w:pPr>
+        <w:spacing w:before="0" w:after="0"/>
+      </w:pPr>
+    </w:p>
+    <w:p>
+      <w:pPr>
+        <w:spacing w:before="0" w:after="0"/>
+      </w:pPr>
     </w:p>
     <w:p>
       <w:pPr>
@@ -46075,6 +47078,46 @@
     </w:p>
     <w:p>
       <w:pPr>
+        <w:spacing w:before="0" w:after="0"/>
+      </w:pPr>
+    </w:p>
+    <w:p>
+      <w:pPr>
+        <w:spacing w:before="0" w:after="0"/>
+      </w:pPr>
+    </w:p>
+    <w:p>
+      <w:pPr>
+        <w:spacing w:before="0" w:after="0"/>
+      </w:pPr>
+    </w:p>
+    <w:p>
+      <w:pPr>
+        <w:spacing w:before="0" w:after="0"/>
+      </w:pPr>
+    </w:p>
+    <w:p>
+      <w:pPr>
+        <w:spacing w:before="0" w:after="0"/>
+      </w:pPr>
+    </w:p>
+    <w:p>
+      <w:pPr>
+        <w:spacing w:before="0" w:after="0"/>
+      </w:pPr>
+    </w:p>
+    <w:p>
+      <w:pPr>
+        <w:spacing w:before="0" w:after="0"/>
+      </w:pPr>
+    </w:p>
+    <w:p>
+      <w:pPr>
+        <w:spacing w:before="0" w:after="0"/>
+      </w:pPr>
+    </w:p>
+    <w:p>
+      <w:pPr>
         <w:spacing w:before="160" w:after="80"/>
       </w:pPr>
       <w:r>
@@ -46927,6 +47970,46 @@
     </w:p>
     <w:p>
       <w:pPr>
+        <w:spacing w:before="0" w:after="0"/>
+      </w:pPr>
+    </w:p>
+    <w:p>
+      <w:pPr>
+        <w:spacing w:before="0" w:after="0"/>
+      </w:pPr>
+    </w:p>
+    <w:p>
+      <w:pPr>
+        <w:spacing w:before="0" w:after="0"/>
+      </w:pPr>
+    </w:p>
+    <w:p>
+      <w:pPr>
+        <w:spacing w:before="0" w:after="0"/>
+      </w:pPr>
+    </w:p>
+    <w:p>
+      <w:pPr>
+        <w:spacing w:before="0" w:after="0"/>
+      </w:pPr>
+    </w:p>
+    <w:p>
+      <w:pPr>
+        <w:spacing w:before="0" w:after="0"/>
+      </w:pPr>
+    </w:p>
+    <w:p>
+      <w:pPr>
+        <w:spacing w:before="0" w:after="0"/>
+      </w:pPr>
+    </w:p>
+    <w:p>
+      <w:pPr>
+        <w:spacing w:before="0" w:after="0"/>
+      </w:pPr>
+    </w:p>
+    <w:p>
+      <w:pPr>
         <w:spacing w:before="160" w:after="80"/>
       </w:pPr>
       <w:r>
@@ -47486,6 +48569,46 @@
         </w:rPr>
         <w:t xml:space="preserve"> k。</w:t>
       </w:r>
+    </w:p>
+    <w:p>
+      <w:pPr>
+        <w:spacing w:before="0" w:after="0"/>
+      </w:pPr>
+    </w:p>
+    <w:p>
+      <w:pPr>
+        <w:spacing w:before="0" w:after="0"/>
+      </w:pPr>
+    </w:p>
+    <w:p>
+      <w:pPr>
+        <w:spacing w:before="0" w:after="0"/>
+      </w:pPr>
+    </w:p>
+    <w:p>
+      <w:pPr>
+        <w:spacing w:before="0" w:after="0"/>
+      </w:pPr>
+    </w:p>
+    <w:p>
+      <w:pPr>
+        <w:spacing w:before="0" w:after="0"/>
+      </w:pPr>
+    </w:p>
+    <w:p>
+      <w:pPr>
+        <w:spacing w:before="0" w:after="0"/>
+      </w:pPr>
+    </w:p>
+    <w:p>
+      <w:pPr>
+        <w:spacing w:before="0" w:after="0"/>
+      </w:pPr>
+    </w:p>
+    <w:p>
+      <w:pPr>
+        <w:spacing w:before="0" w:after="0"/>
+      </w:pPr>
     </w:p>
     <w:p>
       <w:pPr>
@@ -48713,6 +49836,46 @@
         </w:rPr>
         <w:t xml:space="preserve">。</w:t>
       </w:r>
+    </w:p>
+    <w:p>
+      <w:pPr>
+        <w:spacing w:before="0" w:after="0"/>
+      </w:pPr>
+    </w:p>
+    <w:p>
+      <w:pPr>
+        <w:spacing w:before="0" w:after="0"/>
+      </w:pPr>
+    </w:p>
+    <w:p>
+      <w:pPr>
+        <w:spacing w:before="0" w:after="0"/>
+      </w:pPr>
+    </w:p>
+    <w:p>
+      <w:pPr>
+        <w:spacing w:before="0" w:after="0"/>
+      </w:pPr>
+    </w:p>
+    <w:p>
+      <w:pPr>
+        <w:spacing w:before="0" w:after="0"/>
+      </w:pPr>
+    </w:p>
+    <w:p>
+      <w:pPr>
+        <w:spacing w:before="0" w:after="0"/>
+      </w:pPr>
+    </w:p>
+    <w:p>
+      <w:pPr>
+        <w:spacing w:before="0" w:after="0"/>
+      </w:pPr>
+    </w:p>
+    <w:p>
+      <w:pPr>
+        <w:spacing w:before="0" w:after="0"/>
+      </w:pPr>
     </w:p>
     <w:p>
       <w:pPr>
@@ -50140,6 +51303,46 @@
     </w:p>
     <w:p>
       <w:pPr>
+        <w:spacing w:before="0" w:after="0"/>
+      </w:pPr>
+    </w:p>
+    <w:p>
+      <w:pPr>
+        <w:spacing w:before="0" w:after="0"/>
+      </w:pPr>
+    </w:p>
+    <w:p>
+      <w:pPr>
+        <w:spacing w:before="0" w:after="0"/>
+      </w:pPr>
+    </w:p>
+    <w:p>
+      <w:pPr>
+        <w:spacing w:before="0" w:after="0"/>
+      </w:pPr>
+    </w:p>
+    <w:p>
+      <w:pPr>
+        <w:spacing w:before="0" w:after="0"/>
+      </w:pPr>
+    </w:p>
+    <w:p>
+      <w:pPr>
+        <w:spacing w:before="0" w:after="0"/>
+      </w:pPr>
+    </w:p>
+    <w:p>
+      <w:pPr>
+        <w:spacing w:before="0" w:after="0"/>
+      </w:pPr>
+    </w:p>
+    <w:p>
+      <w:pPr>
+        <w:spacing w:before="0" w:after="0"/>
+      </w:pPr>
+    </w:p>
+    <w:p>
+      <w:pPr>
         <w:spacing w:before="160" w:after="80"/>
       </w:pPr>
       <w:r>
@@ -51049,6 +52252,46 @@
         </w:rPr>
         <w:t>？</w:t>
       </w:r>
+    </w:p>
+    <w:p>
+      <w:pPr>
+        <w:spacing w:before="0" w:after="0"/>
+      </w:pPr>
+    </w:p>
+    <w:p>
+      <w:pPr>
+        <w:spacing w:before="0" w:after="0"/>
+      </w:pPr>
+    </w:p>
+    <w:p>
+      <w:pPr>
+        <w:spacing w:before="0" w:after="0"/>
+      </w:pPr>
+    </w:p>
+    <w:p>
+      <w:pPr>
+        <w:spacing w:before="0" w:after="0"/>
+      </w:pPr>
+    </w:p>
+    <w:p>
+      <w:pPr>
+        <w:spacing w:before="0" w:after="0"/>
+      </w:pPr>
+    </w:p>
+    <w:p>
+      <w:pPr>
+        <w:spacing w:before="0" w:after="0"/>
+      </w:pPr>
+    </w:p>
+    <w:p>
+      <w:pPr>
+        <w:spacing w:before="0" w:after="0"/>
+      </w:pPr>
+    </w:p>
+    <w:p>
+      <w:pPr>
+        <w:spacing w:before="0" w:after="0"/>
+      </w:pPr>
     </w:p>
     <w:p>
       <w:pPr>
@@ -54295,6 +55538,46 @@
         </w:rPr>
         <w:t>)</w:t>
       </w:r>
+    </w:p>
+    <w:p>
+      <w:pPr>
+        <w:spacing w:before="0" w:after="0"/>
+      </w:pPr>
+    </w:p>
+    <w:p>
+      <w:pPr>
+        <w:spacing w:before="0" w:after="0"/>
+      </w:pPr>
+    </w:p>
+    <w:p>
+      <w:pPr>
+        <w:spacing w:before="0" w:after="0"/>
+      </w:pPr>
+    </w:p>
+    <w:p>
+      <w:pPr>
+        <w:spacing w:before="0" w:after="0"/>
+      </w:pPr>
+    </w:p>
+    <w:p>
+      <w:pPr>
+        <w:spacing w:before="0" w:after="0"/>
+      </w:pPr>
+    </w:p>
+    <w:p>
+      <w:pPr>
+        <w:spacing w:before="0" w:after="0"/>
+      </w:pPr>
+    </w:p>
+    <w:p>
+      <w:pPr>
+        <w:spacing w:before="0" w:after="0"/>
+      </w:pPr>
+    </w:p>
+    <w:p>
+      <w:pPr>
+        <w:spacing w:before="0" w:after="0"/>
+      </w:pPr>
     </w:p>
     <w:p>
       <w:pPr>

--- a/00-首页/题组Word/第一轮·竞赛教材版/第一轮原理·4-化学动力学（学生版）.docx
+++ b/00-首页/题组Word/第一轮·竞赛教材版/第一轮原理·4-化学动力学（学生版）.docx
@@ -975,6 +975,14 @@
         <w:tblStyle w:val="Table"/>
         <w:tblW w:type="pct" w:w="5000"/>
         <w:tblLayout w:type="fixed"/>
+        <w:tblBorders>
+          <w:top w:val="single" w:sz="12" w:space="0" w:color="000000"/>
+          <w:left w:val="none" w:sz="0" w:space="0" w:color="auto"/>
+          <w:bottom w:val="single" w:sz="12" w:space="0" w:color="000000"/>
+          <w:right w:val="none" w:sz="0" w:space="0" w:color="auto"/>
+          <w:insideH w:val="none" w:sz="0" w:space="0" w:color="auto"/>
+          <w:insideV w:val="none" w:sz="0" w:space="0" w:color="auto"/>
+        </w:tblBorders>
         <w:tblLook w:firstRow="1" w:lastRow="0" w:firstColumn="0" w:lastColumn="0" w:noHBand="0" w:noVBand="0" w:val="0020"/>
       </w:tblPr>
       <w:tblGrid>
@@ -988,7 +996,11 @@
           <w:tblHeader w:val="on"/>
         </w:trPr>
         <w:tc>
-          <w:tcPr/>
+          <w:tcPr>
+            <w:tcBorders>
+              <w:bottom w:val="single" w:sz="8" w:space="0" w:color="000000"/>
+            </w:tcBorders>
+          </w:tcPr>
           <w:p>
             <w:pPr>
               <w:pStyle w:val="Compact"/>
@@ -1004,7 +1016,11 @@
           </w:p>
         </w:tc>
         <w:tc>
-          <w:tcPr/>
+          <w:tcPr>
+            <w:tcBorders>
+              <w:bottom w:val="single" w:sz="8" w:space="0" w:color="000000"/>
+            </w:tcBorders>
+          </w:tcPr>
           <w:p>
             <w:pPr>
               <w:pStyle w:val="Compact"/>
@@ -1057,7 +1073,11 @@
           </w:p>
         </w:tc>
         <w:tc>
-          <w:tcPr/>
+          <w:tcPr>
+            <w:tcBorders>
+              <w:bottom w:val="single" w:sz="8" w:space="0" w:color="000000"/>
+            </w:tcBorders>
+          </w:tcPr>
           <w:p>
             <w:pPr>
               <w:pStyle w:val="Compact"/>
@@ -1110,7 +1130,11 @@
           </w:p>
         </w:tc>
         <w:tc>
-          <w:tcPr/>
+          <w:tcPr>
+            <w:tcBorders>
+              <w:bottom w:val="single" w:sz="8" w:space="0" w:color="000000"/>
+            </w:tcBorders>
+          </w:tcPr>
           <w:p>
             <w:pPr>
               <w:pStyle w:val="Compact"/>
@@ -1796,6 +1820,14 @@
         <w:tblStyle w:val="Table"/>
         <w:tblW w:type="pct" w:w="5000"/>
         <w:tblLayout w:type="fixed"/>
+        <w:tblBorders>
+          <w:top w:val="single" w:sz="12" w:space="0" w:color="000000"/>
+          <w:left w:val="none" w:sz="0" w:space="0" w:color="auto"/>
+          <w:bottom w:val="single" w:sz="12" w:space="0" w:color="000000"/>
+          <w:right w:val="none" w:sz="0" w:space="0" w:color="auto"/>
+          <w:insideH w:val="none" w:sz="0" w:space="0" w:color="auto"/>
+          <w:insideV w:val="none" w:sz="0" w:space="0" w:color="auto"/>
+        </w:tblBorders>
         <w:tblLook w:firstRow="1" w:lastRow="0" w:firstColumn="0" w:lastColumn="0" w:noHBand="0" w:noVBand="0" w:val="0020"/>
       </w:tblPr>
       <w:tblGrid>
@@ -1808,7 +1840,11 @@
           <w:tblHeader w:val="on"/>
         </w:trPr>
         <w:tc>
-          <w:tcPr/>
+          <w:tcPr>
+            <w:tcBorders>
+              <w:bottom w:val="single" w:sz="8" w:space="0" w:color="000000"/>
+            </w:tcBorders>
+          </w:tcPr>
           <w:p>
             <w:pPr>
               <w:pStyle w:val="Compact"/>
@@ -1824,7 +1860,11 @@
           </w:p>
         </w:tc>
         <w:tc>
-          <w:tcPr/>
+          <w:tcPr>
+            <w:tcBorders>
+              <w:bottom w:val="single" w:sz="8" w:space="0" w:color="000000"/>
+            </w:tcBorders>
+          </w:tcPr>
           <w:p>
             <w:pPr>
               <w:pStyle w:val="Compact"/>
@@ -1933,7 +1973,11 @@
           </w:p>
         </w:tc>
         <w:tc>
-          <w:tcPr/>
+          <w:tcPr>
+            <w:tcBorders>
+              <w:bottom w:val="single" w:sz="8" w:space="0" w:color="000000"/>
+            </w:tcBorders>
+          </w:tcPr>
           <w:p>
             <w:pPr>
               <w:pStyle w:val="Compact"/>
@@ -6148,6 +6192,14 @@
       <w:tblPr>
         <w:tblStyle w:val="Table"/>
         <w:tblW w:type="auto" w:w="0"/>
+        <w:tblBorders>
+          <w:top w:val="single" w:sz="12" w:space="0" w:color="000000"/>
+          <w:left w:val="none" w:sz="0" w:space="0" w:color="auto"/>
+          <w:bottom w:val="single" w:sz="12" w:space="0" w:color="000000"/>
+          <w:right w:val="none" w:sz="0" w:space="0" w:color="auto"/>
+          <w:insideH w:val="none" w:sz="0" w:space="0" w:color="auto"/>
+          <w:insideV w:val="none" w:sz="0" w:space="0" w:color="auto"/>
+        </w:tblBorders>
         <w:tblLook w:firstRow="1" w:lastRow="0" w:firstColumn="0" w:lastColumn="0" w:noHBand="0" w:noVBand="0" w:val="0020"/>
       </w:tblPr>
       <w:tblGrid>
@@ -6161,7 +6213,11 @@
           <w:tblHeader w:val="on"/>
         </w:trPr>
         <w:tc>
-          <w:tcPr/>
+          <w:tcPr>
+            <w:tcBorders>
+              <w:bottom w:val="single" w:sz="8" w:space="0" w:color="000000"/>
+            </w:tcBorders>
+          </w:tcPr>
           <w:p>
             <w:pPr>
               <w:pStyle w:val="Compact"/>
@@ -6251,7 +6307,11 @@
           </w:p>
         </w:tc>
         <w:tc>
-          <w:tcPr/>
+          <w:tcPr>
+            <w:tcBorders>
+              <w:bottom w:val="single" w:sz="8" w:space="0" w:color="000000"/>
+            </w:tcBorders>
+          </w:tcPr>
           <w:p>
             <w:pPr>
               <w:pStyle w:val="Compact"/>
@@ -6267,7 +6327,11 @@
           </w:p>
         </w:tc>
         <w:tc>
-          <w:tcPr/>
+          <w:tcPr>
+            <w:tcBorders>
+              <w:bottom w:val="single" w:sz="8" w:space="0" w:color="000000"/>
+            </w:tcBorders>
+          </w:tcPr>
           <w:p>
             <w:pPr>
               <w:pStyle w:val="Compact"/>
@@ -6283,7 +6347,11 @@
           </w:p>
         </w:tc>
         <w:tc>
-          <w:tcPr/>
+          <w:tcPr>
+            <w:tcBorders>
+              <w:bottom w:val="single" w:sz="8" w:space="0" w:color="000000"/>
+            </w:tcBorders>
+          </w:tcPr>
           <w:p>
             <w:pPr>
               <w:pStyle w:val="Compact"/>
@@ -11603,6 +11671,14 @@
         <w:tblStyle w:val="Table"/>
         <w:tblW w:type="pct" w:w="5000"/>
         <w:tblLayout w:type="fixed"/>
+        <w:tblBorders>
+          <w:top w:val="single" w:sz="12" w:space="0" w:color="000000"/>
+          <w:left w:val="none" w:sz="0" w:space="0" w:color="auto"/>
+          <w:bottom w:val="single" w:sz="12" w:space="0" w:color="000000"/>
+          <w:right w:val="none" w:sz="0" w:space="0" w:color="auto"/>
+          <w:insideH w:val="none" w:sz="0" w:space="0" w:color="auto"/>
+          <w:insideV w:val="none" w:sz="0" w:space="0" w:color="auto"/>
+        </w:tblBorders>
         <w:tblLook w:firstRow="1" w:lastRow="0" w:firstColumn="0" w:lastColumn="0" w:noHBand="0" w:noVBand="0" w:val="0020"/>
       </w:tblPr>
       <w:tblGrid>
@@ -11616,7 +11692,11 @@
           <w:tblHeader w:val="on"/>
         </w:trPr>
         <w:tc>
-          <w:tcPr/>
+          <w:tcPr>
+            <w:tcBorders>
+              <w:bottom w:val="single" w:sz="8" w:space="0" w:color="000000"/>
+            </w:tcBorders>
+          </w:tcPr>
           <w:p>
             <w:pPr>
               <w:pStyle w:val="Compact"/>
@@ -11632,7 +11712,11 @@
           </w:p>
         </w:tc>
         <w:tc>
-          <w:tcPr/>
+          <w:tcPr>
+            <w:tcBorders>
+              <w:bottom w:val="single" w:sz="8" w:space="0" w:color="000000"/>
+            </w:tcBorders>
+          </w:tcPr>
           <w:p>
             <w:pPr>
               <w:pStyle w:val="Compact"/>
@@ -11730,7 +11814,11 @@
           </w:p>
         </w:tc>
         <w:tc>
-          <w:tcPr/>
+          <w:tcPr>
+            <w:tcBorders>
+              <w:bottom w:val="single" w:sz="8" w:space="0" w:color="000000"/>
+            </w:tcBorders>
+          </w:tcPr>
           <w:p>
             <w:pPr>
               <w:pStyle w:val="Compact"/>
@@ -11802,7 +11890,11 @@
           </w:p>
         </w:tc>
         <w:tc>
-          <w:tcPr/>
+          <w:tcPr>
+            <w:tcBorders>
+              <w:bottom w:val="single" w:sz="8" w:space="0" w:color="000000"/>
+            </w:tcBorders>
+          </w:tcPr>
           <w:p>
             <w:pPr>
               <w:pStyle w:val="Compact"/>
@@ -13989,6 +14081,7 @@
     <w:p>
       <w:pPr>
         <w:pStyle w:val="BodyText"/>
+        <w:spacing w:before="0" w:after="0"/>
       </w:pPr>
       <w:r>
         <w:rPr>
@@ -14006,6 +14099,7 @@
     <w:p>
       <w:pPr>
         <w:pStyle w:val="BodyText"/>
+        <w:spacing w:before="0" w:after="0"/>
       </w:pPr>
       <w:r>
         <w:rPr>
@@ -14023,6 +14117,7 @@
     <w:p>
       <w:pPr>
         <w:pStyle w:val="BodyText"/>
+        <w:spacing w:before="0" w:after="0"/>
       </w:pPr>
       <w:r>
         <w:rPr>
@@ -14040,6 +14135,7 @@
     <w:p>
       <w:pPr>
         <w:pStyle w:val="BodyText"/>
+        <w:spacing w:before="0" w:after="0"/>
       </w:pPr>
       <w:r>
         <w:rPr>
@@ -14409,6 +14505,14 @@
       <w:tblPr>
         <w:tblStyle w:val="Table"/>
         <w:tblW w:type="auto" w:w="0"/>
+        <w:tblBorders>
+          <w:top w:val="single" w:sz="12" w:space="0" w:color="000000"/>
+          <w:left w:val="none" w:sz="0" w:space="0" w:color="auto"/>
+          <w:bottom w:val="single" w:sz="12" w:space="0" w:color="000000"/>
+          <w:right w:val="none" w:sz="0" w:space="0" w:color="auto"/>
+          <w:insideH w:val="none" w:sz="0" w:space="0" w:color="auto"/>
+          <w:insideV w:val="none" w:sz="0" w:space="0" w:color="auto"/>
+        </w:tblBorders>
         <w:tblLook w:firstRow="1" w:lastRow="0" w:firstColumn="0" w:lastColumn="0" w:noHBand="0" w:noVBand="0" w:val="0020"/>
       </w:tblPr>
       <w:tblGrid>
@@ -14424,7 +14528,11 @@
           <w:tblHeader w:val="on"/>
         </w:trPr>
         <w:tc>
-          <w:tcPr/>
+          <w:tcPr>
+            <w:tcBorders>
+              <w:bottom w:val="single" w:sz="8" w:space="0" w:color="000000"/>
+            </w:tcBorders>
+          </w:tcPr>
           <w:p>
             <w:pPr>
               <w:pStyle w:val="Compact"/>
@@ -14440,7 +14548,11 @@
           </w:p>
         </w:tc>
         <w:tc>
-          <w:tcPr/>
+          <w:tcPr>
+            <w:tcBorders>
+              <w:bottom w:val="single" w:sz="8" w:space="0" w:color="000000"/>
+            </w:tcBorders>
+          </w:tcPr>
           <w:p>
             <w:pPr>
               <w:pStyle w:val="Compact"/>
@@ -14456,7 +14568,11 @@
           </w:p>
         </w:tc>
         <w:tc>
-          <w:tcPr/>
+          <w:tcPr>
+            <w:tcBorders>
+              <w:bottom w:val="single" w:sz="8" w:space="0" w:color="000000"/>
+            </w:tcBorders>
+          </w:tcPr>
           <w:p>
             <w:pPr>
               <w:pStyle w:val="Compact"/>
@@ -14472,7 +14588,11 @@
           </w:p>
         </w:tc>
         <w:tc>
-          <w:tcPr/>
+          <w:tcPr>
+            <w:tcBorders>
+              <w:bottom w:val="single" w:sz="8" w:space="0" w:color="000000"/>
+            </w:tcBorders>
+          </w:tcPr>
           <w:p>
             <w:pPr>
               <w:pStyle w:val="Compact"/>
@@ -14488,7 +14608,11 @@
           </w:p>
         </w:tc>
         <w:tc>
-          <w:tcPr/>
+          <w:tcPr>
+            <w:tcBorders>
+              <w:bottom w:val="single" w:sz="8" w:space="0" w:color="000000"/>
+            </w:tcBorders>
+          </w:tcPr>
           <w:p>
             <w:pPr>
               <w:pStyle w:val="Compact"/>
@@ -14504,7 +14628,11 @@
           </w:p>
         </w:tc>
         <w:tc>
-          <w:tcPr/>
+          <w:tcPr>
+            <w:tcBorders>
+              <w:bottom w:val="single" w:sz="8" w:space="0" w:color="000000"/>
+            </w:tcBorders>
+          </w:tcPr>
           <w:p>
             <w:pPr>
               <w:pStyle w:val="Compact"/>
@@ -14658,6 +14786,7 @@
     <w:p>
       <w:pPr>
         <w:pStyle w:val="BodyText"/>
+        <w:spacing w:before="0" w:after="0"/>
       </w:pPr>
       <w:r>
         <w:rPr>
@@ -14675,6 +14804,7 @@
     <w:p>
       <w:pPr>
         <w:pStyle w:val="BodyText"/>
+        <w:spacing w:before="0" w:after="0"/>
       </w:pPr>
       <w:r>
         <w:rPr>
@@ -14704,6 +14834,7 @@
     <w:p>
       <w:pPr>
         <w:pStyle w:val="BodyText"/>
+        <w:spacing w:before="0" w:after="0"/>
       </w:pPr>
       <w:r>
         <w:rPr>
@@ -14957,6 +15088,7 @@
     <w:p>
       <w:pPr>
         <w:pStyle w:val="BodyText"/>
+        <w:spacing w:before="0" w:after="0"/>
       </w:pPr>
       <w:r>
         <w:rPr>
@@ -15348,6 +15480,14 @@
         <w:tblStyle w:val="Table"/>
         <w:tblW w:type="pct" w:w="5000"/>
         <w:tblLayout w:type="fixed"/>
+        <w:tblBorders>
+          <w:top w:val="single" w:sz="12" w:space="0" w:color="000000"/>
+          <w:left w:val="none" w:sz="0" w:space="0" w:color="auto"/>
+          <w:bottom w:val="single" w:sz="12" w:space="0" w:color="000000"/>
+          <w:right w:val="none" w:sz="0" w:space="0" w:color="auto"/>
+          <w:insideH w:val="none" w:sz="0" w:space="0" w:color="auto"/>
+          <w:insideV w:val="none" w:sz="0" w:space="0" w:color="auto"/>
+        </w:tblBorders>
         <w:tblLook w:firstRow="1" w:lastRow="0" w:firstColumn="0" w:lastColumn="0" w:noHBand="0" w:noVBand="0" w:val="0020"/>
       </w:tblPr>
       <w:tblGrid>
@@ -15364,7 +15504,11 @@
           <w:tblHeader w:val="on"/>
         </w:trPr>
         <w:tc>
-          <w:tcPr/>
+          <w:tcPr>
+            <w:tcBorders>
+              <w:bottom w:val="single" w:sz="8" w:space="0" w:color="000000"/>
+            </w:tcBorders>
+          </w:tcPr>
           <w:p>
             <w:pPr>
               <w:pStyle w:val="Compact"/>
@@ -15380,7 +15524,11 @@
           </w:p>
         </w:tc>
         <w:tc>
-          <w:tcPr/>
+          <w:tcPr>
+            <w:tcBorders>
+              <w:bottom w:val="single" w:sz="8" w:space="0" w:color="000000"/>
+            </w:tcBorders>
+          </w:tcPr>
           <w:p>
             <w:pPr>
               <w:pStyle w:val="Compact"/>
@@ -15396,7 +15544,11 @@
           </w:p>
         </w:tc>
         <w:tc>
-          <w:tcPr/>
+          <w:tcPr>
+            <w:tcBorders>
+              <w:bottom w:val="single" w:sz="8" w:space="0" w:color="000000"/>
+            </w:tcBorders>
+          </w:tcPr>
           <w:p>
             <w:pPr>
               <w:pStyle w:val="Compact"/>
@@ -15412,7 +15564,11 @@
           </w:p>
         </w:tc>
         <w:tc>
-          <w:tcPr/>
+          <w:tcPr>
+            <w:tcBorders>
+              <w:bottom w:val="single" w:sz="8" w:space="0" w:color="000000"/>
+            </w:tcBorders>
+          </w:tcPr>
           <w:p>
             <w:pPr>
               <w:pStyle w:val="Compact"/>
@@ -15428,7 +15584,11 @@
           </w:p>
         </w:tc>
         <w:tc>
-          <w:tcPr/>
+          <w:tcPr>
+            <w:tcBorders>
+              <w:bottom w:val="single" w:sz="8" w:space="0" w:color="000000"/>
+            </w:tcBorders>
+          </w:tcPr>
           <w:p>
             <w:pPr>
               <w:pStyle w:val="Compact"/>
@@ -15444,7 +15604,11 @@
           </w:p>
         </w:tc>
         <w:tc>
-          <w:tcPr/>
+          <w:tcPr>
+            <w:tcBorders>
+              <w:bottom w:val="single" w:sz="8" w:space="0" w:color="000000"/>
+            </w:tcBorders>
+          </w:tcPr>
           <w:p>
             <w:pPr>
               <w:pStyle w:val="Compact"/>
@@ -15460,7 +15624,11 @@
           </w:p>
         </w:tc>
         <w:tc>
-          <w:tcPr/>
+          <w:tcPr>
+            <w:tcBorders>
+              <w:bottom w:val="single" w:sz="8" w:space="0" w:color="000000"/>
+            </w:tcBorders>
+          </w:tcPr>
           <w:p>
             <w:pPr>
               <w:pStyle w:val="Compact"/>
@@ -16344,8 +16512,8 @@
     <w:p>
       <w:pPr>
         <w:pStyle w:val="FirstParagraph"/>
+        <w:spacing w:before="0" w:after="0"/>
         <w:ind w:left="480" w:hanging="480"/>
-        <w:spacing w:after="0"/>
       </w:pPr>
       <w:r>
         <w:rPr>
@@ -16399,14 +16567,63 @@
     <w:p>
       <w:pPr>
         <w:pStyle w:val="FirstParagraph"/>
+        <w:spacing w:before="0" w:after="0"/>
         <w:ind w:left="480" w:hanging="480"/>
+      </w:pPr>
+      <w:r>
+        <w:rPr>
+          <w:rFonts w:ascii="Times New Roman" w:hAnsi="Times New Roman" w:eastAsia="Times New Roman" w:cs="Times New Roman"/>
+        </w:rPr>
+        <w:t xml:space="preserve">A. </w:t>
+      </w:r>
+      <w:r>
+        <w:rPr>
+          <w:rFonts w:hint="eastAsia" w:ascii="Times New Roman" w:hAnsi="Times New Roman" w:eastAsia="FangSong" w:cs="Times New Roman"/>
+        </w:rPr>
+        <w:t>反应</w:t>
+      </w:r>
+      <w:r>
+        <w:rPr>
+          <w:rFonts w:hint="eastAsia" w:ascii="Times New Roman" w:hAnsi="Times New Roman" w:eastAsia="Times New Roman" w:cs="Times New Roman"/>
+        </w:rPr>
+        <w:t>(1)</w:t>
+      </w:r>
+      <w:r>
+        <w:rPr>
+          <w:rFonts w:hint="eastAsia" w:ascii="Times New Roman" w:hAnsi="Times New Roman" w:eastAsia="FangSong" w:cs="Times New Roman"/>
+        </w:rPr>
+        <w:t>比反应</w:t>
+      </w:r>
+      <w:r>
+        <w:rPr>
+          <w:rFonts w:hint="eastAsia" w:ascii="Times New Roman" w:hAnsi="Times New Roman" w:eastAsia="Times New Roman" w:cs="Times New Roman"/>
+        </w:rPr>
+        <w:t>(2)</w:t>
+      </w:r>
+      <w:r>
+        <w:rPr>
+          <w:rFonts w:hint="eastAsia" w:ascii="Times New Roman" w:hAnsi="Times New Roman" w:eastAsia="FangSong" w:cs="Times New Roman"/>
+        </w:rPr>
+        <w:t>的速率慢</w:t>
+      </w:r>
+      <w:r>
+        <w:rPr>
+          <w:rFonts w:ascii="Times New Roman" w:hAnsi="Times New Roman" w:eastAsia="Times New Roman" w:cs="Times New Roman"/>
+        </w:rPr>
+        <w:t xml:space="preserve"> </w:t>
+      </w:r>
+    </w:p>
+    <w:p>
+      <w:pPr>
+        <w:pStyle w:val="FirstParagraph"/>
         <w:spacing w:before="0" w:after="0"/>
-      </w:pPr>
-      <w:r>
-        <w:rPr>
-          <w:rFonts w:ascii="Times New Roman" w:hAnsi="Times New Roman" w:eastAsia="Times New Roman" w:cs="Times New Roman"/>
-        </w:rPr>
-        <w:t xml:space="preserve">A. </w:t>
+        <w:ind w:left="480" w:hanging="480"/>
+      </w:pPr>
+      <w:r>
+        <w:rPr>
+          <w:rFonts w:ascii="Times New Roman" w:hAnsi="Times New Roman" w:eastAsia="Times New Roman" w:cs="Times New Roman"/>
+        </w:rPr>
+        <w:t xml:space="preserve">B. </w:t>
       </w:r>
       <w:r>
         <w:rPr>
@@ -16436,7 +16653,7 @@
         <w:rPr>
           <w:rFonts w:hint="eastAsia" w:ascii="Times New Roman" w:hAnsi="Times New Roman" w:eastAsia="FangSong" w:cs="Times New Roman"/>
         </w:rPr>
-        <w:t>的速率慢</w:t>
+        <w:t>的速率快</w:t>
       </w:r>
       <w:r>
         <w:rPr>
@@ -16448,57 +16665,8 @@
     <w:p>
       <w:pPr>
         <w:pStyle w:val="FirstParagraph"/>
+        <w:spacing w:before="0" w:after="0"/>
         <w:ind w:left="480" w:hanging="480"/>
-        <w:spacing w:before="0" w:after="0"/>
-      </w:pPr>
-      <w:r>
-        <w:rPr>
-          <w:rFonts w:ascii="Times New Roman" w:hAnsi="Times New Roman" w:eastAsia="Times New Roman" w:cs="Times New Roman"/>
-        </w:rPr>
-        <w:t xml:space="preserve">B. </w:t>
-      </w:r>
-      <w:r>
-        <w:rPr>
-          <w:rFonts w:hint="eastAsia" w:ascii="Times New Roman" w:hAnsi="Times New Roman" w:eastAsia="FangSong" w:cs="Times New Roman"/>
-        </w:rPr>
-        <w:t>反应</w:t>
-      </w:r>
-      <w:r>
-        <w:rPr>
-          <w:rFonts w:hint="eastAsia" w:ascii="Times New Roman" w:hAnsi="Times New Roman" w:eastAsia="Times New Roman" w:cs="Times New Roman"/>
-        </w:rPr>
-        <w:t>(1)</w:t>
-      </w:r>
-      <w:r>
-        <w:rPr>
-          <w:rFonts w:hint="eastAsia" w:ascii="Times New Roman" w:hAnsi="Times New Roman" w:eastAsia="FangSong" w:cs="Times New Roman"/>
-        </w:rPr>
-        <w:t>比反应</w:t>
-      </w:r>
-      <w:r>
-        <w:rPr>
-          <w:rFonts w:hint="eastAsia" w:ascii="Times New Roman" w:hAnsi="Times New Roman" w:eastAsia="Times New Roman" w:cs="Times New Roman"/>
-        </w:rPr>
-        <w:t>(2)</w:t>
-      </w:r>
-      <w:r>
-        <w:rPr>
-          <w:rFonts w:hint="eastAsia" w:ascii="Times New Roman" w:hAnsi="Times New Roman" w:eastAsia="FangSong" w:cs="Times New Roman"/>
-        </w:rPr>
-        <w:t>的速率快</w:t>
-      </w:r>
-      <w:r>
-        <w:rPr>
-          <w:rFonts w:ascii="Times New Roman" w:hAnsi="Times New Roman" w:eastAsia="Times New Roman" w:cs="Times New Roman"/>
-        </w:rPr>
-        <w:t xml:space="preserve"> </w:t>
-      </w:r>
-    </w:p>
-    <w:p>
-      <w:pPr>
-        <w:pStyle w:val="FirstParagraph"/>
-        <w:ind w:left="480" w:hanging="480"/>
-        <w:spacing w:before="0" w:after="180"/>
       </w:pPr>
       <w:r>
         <w:rPr>
@@ -16580,6 +16748,7 @@
     <w:p>
       <w:pPr>
         <w:pStyle w:val="BodyText"/>
+        <w:spacing w:before="0" w:after="0"/>
       </w:pPr>
       <w:r>
         <w:rPr>
@@ -21094,6 +21263,14 @@
         <w:tblStyle w:val="Table"/>
         <w:tblW w:type="pct" w:w="5000"/>
         <w:tblLayout w:type="fixed"/>
+        <w:tblBorders>
+          <w:top w:val="single" w:sz="12" w:space="0" w:color="000000"/>
+          <w:left w:val="none" w:sz="0" w:space="0" w:color="auto"/>
+          <w:bottom w:val="single" w:sz="12" w:space="0" w:color="000000"/>
+          <w:right w:val="none" w:sz="0" w:space="0" w:color="auto"/>
+          <w:insideH w:val="none" w:sz="0" w:space="0" w:color="auto"/>
+          <w:insideV w:val="none" w:sz="0" w:space="0" w:color="auto"/>
+        </w:tblBorders>
         <w:tblLook w:firstRow="1" w:lastRow="0" w:firstColumn="0" w:lastColumn="0" w:noHBand="0" w:noVBand="0" w:val="0020"/>
       </w:tblPr>
       <w:tblGrid>
@@ -21109,7 +21286,11 @@
           <w:tblHeader w:val="on"/>
         </w:trPr>
         <w:tc>
-          <w:tcPr/>
+          <w:tcPr>
+            <w:tcBorders>
+              <w:bottom w:val="single" w:sz="8" w:space="0" w:color="000000"/>
+            </w:tcBorders>
+          </w:tcPr>
           <w:p>
             <w:pPr>
               <w:pStyle w:val="Compact"/>
@@ -21125,7 +21306,11 @@
           </w:p>
         </w:tc>
         <w:tc>
-          <w:tcPr/>
+          <w:tcPr>
+            <w:tcBorders>
+              <w:bottom w:val="single" w:sz="8" w:space="0" w:color="000000"/>
+            </w:tcBorders>
+          </w:tcPr>
           <w:p>
             <w:pPr>
               <w:pStyle w:val="Compact"/>
@@ -21141,7 +21326,11 @@
           </w:p>
         </w:tc>
         <w:tc>
-          <w:tcPr/>
+          <w:tcPr>
+            <w:tcBorders>
+              <w:bottom w:val="single" w:sz="8" w:space="0" w:color="000000"/>
+            </w:tcBorders>
+          </w:tcPr>
           <w:p>
             <w:pPr>
               <w:pStyle w:val="Compact"/>
@@ -21175,7 +21364,11 @@
           </w:p>
         </w:tc>
         <w:tc>
-          <w:tcPr/>
+          <w:tcPr>
+            <w:tcBorders>
+              <w:bottom w:val="single" w:sz="8" w:space="0" w:color="000000"/>
+            </w:tcBorders>
+          </w:tcPr>
           <w:p>
             <w:pPr>
               <w:pStyle w:val="Compact"/>
@@ -21209,7 +21402,11 @@
           </w:p>
         </w:tc>
         <w:tc>
-          <w:tcPr/>
+          <w:tcPr>
+            <w:tcBorders>
+              <w:bottom w:val="single" w:sz="8" w:space="0" w:color="000000"/>
+            </w:tcBorders>
+          </w:tcPr>
           <w:p>
             <w:pPr>
               <w:pStyle w:val="Compact"/>
@@ -21243,7 +21440,11 @@
           </w:p>
         </w:tc>
         <w:tc>
-          <w:tcPr/>
+          <w:tcPr>
+            <w:tcBorders>
+              <w:bottom w:val="single" w:sz="8" w:space="0" w:color="000000"/>
+            </w:tcBorders>
+          </w:tcPr>
           <w:p>
             <w:pPr>
               <w:pStyle w:val="Compact"/>
@@ -24549,6 +24750,14 @@
         <w:tblStyle w:val="Table"/>
         <w:tblW w:type="pct" w:w="5000"/>
         <w:tblLayout w:type="fixed"/>
+        <w:tblBorders>
+          <w:top w:val="single" w:sz="12" w:space="0" w:color="000000"/>
+          <w:left w:val="none" w:sz="0" w:space="0" w:color="auto"/>
+          <w:bottom w:val="single" w:sz="12" w:space="0" w:color="000000"/>
+          <w:right w:val="none" w:sz="0" w:space="0" w:color="auto"/>
+          <w:insideH w:val="none" w:sz="0" w:space="0" w:color="auto"/>
+          <w:insideV w:val="none" w:sz="0" w:space="0" w:color="auto"/>
+        </w:tblBorders>
         <w:tblLook w:firstRow="1" w:lastRow="0" w:firstColumn="0" w:lastColumn="0" w:noHBand="0" w:noVBand="0" w:val="0020"/>
       </w:tblPr>
       <w:tblGrid>
@@ -24563,7 +24772,11 @@
           <w:tblHeader w:val="on"/>
         </w:trPr>
         <w:tc>
-          <w:tcPr/>
+          <w:tcPr>
+            <w:tcBorders>
+              <w:bottom w:val="single" w:sz="8" w:space="0" w:color="000000"/>
+            </w:tcBorders>
+          </w:tcPr>
           <w:p>
             <w:pPr>
               <w:pStyle w:val="Compact"/>
@@ -24579,7 +24792,11 @@
           </w:p>
         </w:tc>
         <w:tc>
-          <w:tcPr/>
+          <w:tcPr>
+            <w:tcBorders>
+              <w:bottom w:val="single" w:sz="8" w:space="0" w:color="000000"/>
+            </w:tcBorders>
+          </w:tcPr>
           <w:p>
             <w:pPr>
               <w:pStyle w:val="Compact"/>
@@ -24595,7 +24812,11 @@
           </w:p>
         </w:tc>
         <w:tc>
-          <w:tcPr/>
+          <w:tcPr>
+            <w:tcBorders>
+              <w:bottom w:val="single" w:sz="8" w:space="0" w:color="000000"/>
+            </w:tcBorders>
+          </w:tcPr>
           <w:p>
             <w:pPr>
               <w:pStyle w:val="Compact"/>
@@ -24611,7 +24832,11 @@
           </w:p>
         </w:tc>
         <w:tc>
-          <w:tcPr/>
+          <w:tcPr>
+            <w:tcBorders>
+              <w:bottom w:val="single" w:sz="8" w:space="0" w:color="000000"/>
+            </w:tcBorders>
+          </w:tcPr>
           <w:p>
             <w:pPr>
               <w:pStyle w:val="Compact"/>
@@ -24627,7 +24852,11 @@
           </w:p>
         </w:tc>
         <w:tc>
-          <w:tcPr/>
+          <w:tcPr>
+            <w:tcBorders>
+              <w:bottom w:val="single" w:sz="8" w:space="0" w:color="000000"/>
+            </w:tcBorders>
+          </w:tcPr>
           <w:p>
             <w:pPr>
               <w:pStyle w:val="Compact"/>
@@ -27742,6 +27971,14 @@
         <w:tblStyle w:val="Table"/>
         <w:tblW w:type="pct" w:w="5000"/>
         <w:tblLayout w:type="fixed"/>
+        <w:tblBorders>
+          <w:top w:val="single" w:sz="12" w:space="0" w:color="000000"/>
+          <w:left w:val="none" w:sz="0" w:space="0" w:color="auto"/>
+          <w:bottom w:val="single" w:sz="12" w:space="0" w:color="000000"/>
+          <w:right w:val="none" w:sz="0" w:space="0" w:color="auto"/>
+          <w:insideH w:val="none" w:sz="0" w:space="0" w:color="auto"/>
+          <w:insideV w:val="none" w:sz="0" w:space="0" w:color="auto"/>
+        </w:tblBorders>
         <w:tblLook w:firstRow="1" w:lastRow="0" w:firstColumn="0" w:lastColumn="0" w:noHBand="0" w:noVBand="0" w:val="0020"/>
       </w:tblPr>
       <w:tblGrid>
@@ -27757,7 +27994,11 @@
           <w:tblHeader w:val="on"/>
         </w:trPr>
         <w:tc>
-          <w:tcPr/>
+          <w:tcPr>
+            <w:tcBorders>
+              <w:bottom w:val="single" w:sz="8" w:space="0" w:color="000000"/>
+            </w:tcBorders>
+          </w:tcPr>
           <w:p>
             <w:pPr>
               <w:pStyle w:val="Compact"/>
@@ -27793,7 +28034,11 @@
           </w:p>
         </w:tc>
         <w:tc>
-          <w:tcPr/>
+          <w:tcPr>
+            <w:tcBorders>
+              <w:bottom w:val="single" w:sz="8" w:space="0" w:color="000000"/>
+            </w:tcBorders>
+          </w:tcPr>
           <w:p>
             <w:pPr>
               <w:pStyle w:val="Compact"/>
@@ -27826,7 +28071,11 @@
           </w:p>
         </w:tc>
         <w:tc>
-          <w:tcPr/>
+          <w:tcPr>
+            <w:tcBorders>
+              <w:bottom w:val="single" w:sz="8" w:space="0" w:color="000000"/>
+            </w:tcBorders>
+          </w:tcPr>
           <w:p>
             <w:pPr>
               <w:pStyle w:val="Compact"/>
@@ -27853,7 +28102,11 @@
           </w:p>
         </w:tc>
         <w:tc>
-          <w:tcPr/>
+          <w:tcPr>
+            <w:tcBorders>
+              <w:bottom w:val="single" w:sz="8" w:space="0" w:color="000000"/>
+            </w:tcBorders>
+          </w:tcPr>
           <w:p>
             <w:pPr>
               <w:pStyle w:val="Compact"/>
@@ -27904,7 +28157,11 @@
           </w:p>
         </w:tc>
         <w:tc>
-          <w:tcPr/>
+          <w:tcPr>
+            <w:tcBorders>
+              <w:bottom w:val="single" w:sz="8" w:space="0" w:color="000000"/>
+            </w:tcBorders>
+          </w:tcPr>
           <w:p>
             <w:pPr>
               <w:pStyle w:val="Compact"/>
@@ -27931,7 +28188,11 @@
           </w:p>
         </w:tc>
         <w:tc>
-          <w:tcPr/>
+          <w:tcPr>
+            <w:tcBorders>
+              <w:bottom w:val="single" w:sz="8" w:space="0" w:color="000000"/>
+            </w:tcBorders>
+          </w:tcPr>
           <w:p>
             <w:pPr>
               <w:pStyle w:val="Compact"/>
@@ -34066,6 +34327,14 @@
       <w:tblPr>
         <w:tblStyle w:val="Table"/>
         <w:tblW w:type="auto" w:w="0"/>
+        <w:tblBorders>
+          <w:top w:val="single" w:sz="12" w:space="0" w:color="000000"/>
+          <w:left w:val="none" w:sz="0" w:space="0" w:color="auto"/>
+          <w:bottom w:val="single" w:sz="12" w:space="0" w:color="000000"/>
+          <w:right w:val="none" w:sz="0" w:space="0" w:color="auto"/>
+          <w:insideH w:val="none" w:sz="0" w:space="0" w:color="auto"/>
+          <w:insideV w:val="none" w:sz="0" w:space="0" w:color="auto"/>
+        </w:tblBorders>
         <w:tblLook w:firstRow="1" w:lastRow="0" w:firstColumn="0" w:lastColumn="0" w:noHBand="0" w:noVBand="0" w:val="0020"/>
       </w:tblPr>
       <w:tblGrid>
@@ -34084,7 +34353,11 @@
           <w:tblHeader w:val="on"/>
         </w:trPr>
         <w:tc>
-          <w:tcPr/>
+          <w:tcPr>
+            <w:tcBorders>
+              <w:bottom w:val="single" w:sz="8" w:space="0" w:color="000000"/>
+            </w:tcBorders>
+          </w:tcPr>
           <w:p>
             <w:pPr>
               <w:pStyle w:val="Compact"/>
@@ -34100,7 +34373,11 @@
           </w:p>
         </w:tc>
         <w:tc>
-          <w:tcPr/>
+          <w:tcPr>
+            <w:tcBorders>
+              <w:bottom w:val="single" w:sz="8" w:space="0" w:color="000000"/>
+            </w:tcBorders>
+          </w:tcPr>
           <w:p>
             <w:pPr>
               <w:pStyle w:val="Compact"/>
@@ -34116,7 +34393,11 @@
           </w:p>
         </w:tc>
         <w:tc>
-          <w:tcPr/>
+          <w:tcPr>
+            <w:tcBorders>
+              <w:bottom w:val="single" w:sz="8" w:space="0" w:color="000000"/>
+            </w:tcBorders>
+          </w:tcPr>
           <w:p>
             <w:pPr>
               <w:pStyle w:val="Compact"/>
@@ -34132,7 +34413,11 @@
           </w:p>
         </w:tc>
         <w:tc>
-          <w:tcPr/>
+          <w:tcPr>
+            <w:tcBorders>
+              <w:bottom w:val="single" w:sz="8" w:space="0" w:color="000000"/>
+            </w:tcBorders>
+          </w:tcPr>
           <w:p>
             <w:pPr>
               <w:pStyle w:val="Compact"/>
@@ -34148,7 +34433,11 @@
           </w:p>
         </w:tc>
         <w:tc>
-          <w:tcPr/>
+          <w:tcPr>
+            <w:tcBorders>
+              <w:bottom w:val="single" w:sz="8" w:space="0" w:color="000000"/>
+            </w:tcBorders>
+          </w:tcPr>
           <w:p>
             <w:pPr>
               <w:pStyle w:val="Compact"/>
@@ -34164,7 +34453,11 @@
           </w:p>
         </w:tc>
         <w:tc>
-          <w:tcPr/>
+          <w:tcPr>
+            <w:tcBorders>
+              <w:bottom w:val="single" w:sz="8" w:space="0" w:color="000000"/>
+            </w:tcBorders>
+          </w:tcPr>
           <w:p>
             <w:pPr>
               <w:pStyle w:val="Compact"/>
@@ -34180,7 +34473,11 @@
           </w:p>
         </w:tc>
         <w:tc>
-          <w:tcPr/>
+          <w:tcPr>
+            <w:tcBorders>
+              <w:bottom w:val="single" w:sz="8" w:space="0" w:color="000000"/>
+            </w:tcBorders>
+          </w:tcPr>
           <w:p>
             <w:pPr>
               <w:pStyle w:val="Compact"/>
@@ -34196,7 +34493,11 @@
           </w:p>
         </w:tc>
         <w:tc>
-          <w:tcPr/>
+          <w:tcPr>
+            <w:tcBorders>
+              <w:bottom w:val="single" w:sz="8" w:space="0" w:color="000000"/>
+            </w:tcBorders>
+          </w:tcPr>
           <w:p>
             <w:pPr>
               <w:pStyle w:val="Compact"/>
@@ -34212,7 +34513,11 @@
           </w:p>
         </w:tc>
         <w:tc>
-          <w:tcPr/>
+          <w:tcPr>
+            <w:tcBorders>
+              <w:bottom w:val="single" w:sz="8" w:space="0" w:color="000000"/>
+            </w:tcBorders>
+          </w:tcPr>
           <w:p>
             <w:pPr>
               <w:pStyle w:val="Compact"/>
@@ -34401,6 +34706,14 @@
       <w:tblPr>
         <w:tblStyle w:val="Table"/>
         <w:tblW w:type="auto" w:w="0"/>
+        <w:tblBorders>
+          <w:top w:val="single" w:sz="12" w:space="0" w:color="000000"/>
+          <w:left w:val="none" w:sz="0" w:space="0" w:color="auto"/>
+          <w:bottom w:val="single" w:sz="12" w:space="0" w:color="000000"/>
+          <w:right w:val="none" w:sz="0" w:space="0" w:color="auto"/>
+          <w:insideH w:val="none" w:sz="0" w:space="0" w:color="auto"/>
+          <w:insideV w:val="none" w:sz="0" w:space="0" w:color="auto"/>
+        </w:tblBorders>
         <w:tblLook w:firstRow="1" w:lastRow="0" w:firstColumn="0" w:lastColumn="0" w:noHBand="0" w:noVBand="0" w:val="0020"/>
       </w:tblPr>
       <w:tblGrid>
@@ -34419,7 +34732,11 @@
           <w:tblHeader w:val="on"/>
         </w:trPr>
         <w:tc>
-          <w:tcPr/>
+          <w:tcPr>
+            <w:tcBorders>
+              <w:bottom w:val="single" w:sz="8" w:space="0" w:color="000000"/>
+            </w:tcBorders>
+          </w:tcPr>
           <w:p>
             <w:pPr>
               <w:pStyle w:val="Compact"/>
@@ -34435,7 +34752,11 @@
           </w:p>
         </w:tc>
         <w:tc>
-          <w:tcPr/>
+          <w:tcPr>
+            <w:tcBorders>
+              <w:bottom w:val="single" w:sz="8" w:space="0" w:color="000000"/>
+            </w:tcBorders>
+          </w:tcPr>
           <w:p>
             <w:pPr>
               <w:pStyle w:val="Compact"/>
@@ -34451,7 +34772,11 @@
           </w:p>
         </w:tc>
         <w:tc>
-          <w:tcPr/>
+          <w:tcPr>
+            <w:tcBorders>
+              <w:bottom w:val="single" w:sz="8" w:space="0" w:color="000000"/>
+            </w:tcBorders>
+          </w:tcPr>
           <w:p>
             <w:pPr>
               <w:pStyle w:val="Compact"/>
@@ -34467,7 +34792,11 @@
           </w:p>
         </w:tc>
         <w:tc>
-          <w:tcPr/>
+          <w:tcPr>
+            <w:tcBorders>
+              <w:bottom w:val="single" w:sz="8" w:space="0" w:color="000000"/>
+            </w:tcBorders>
+          </w:tcPr>
           <w:p>
             <w:pPr>
               <w:pStyle w:val="Compact"/>
@@ -34483,7 +34812,11 @@
           </w:p>
         </w:tc>
         <w:tc>
-          <w:tcPr/>
+          <w:tcPr>
+            <w:tcBorders>
+              <w:bottom w:val="single" w:sz="8" w:space="0" w:color="000000"/>
+            </w:tcBorders>
+          </w:tcPr>
           <w:p>
             <w:pPr>
               <w:pStyle w:val="Compact"/>
@@ -34499,7 +34832,11 @@
           </w:p>
         </w:tc>
         <w:tc>
-          <w:tcPr/>
+          <w:tcPr>
+            <w:tcBorders>
+              <w:bottom w:val="single" w:sz="8" w:space="0" w:color="000000"/>
+            </w:tcBorders>
+          </w:tcPr>
           <w:p>
             <w:pPr>
               <w:pStyle w:val="Compact"/>
@@ -34515,7 +34852,11 @@
           </w:p>
         </w:tc>
         <w:tc>
-          <w:tcPr/>
+          <w:tcPr>
+            <w:tcBorders>
+              <w:bottom w:val="single" w:sz="8" w:space="0" w:color="000000"/>
+            </w:tcBorders>
+          </w:tcPr>
           <w:p>
             <w:pPr>
               <w:pStyle w:val="Compact"/>
@@ -34531,7 +34872,11 @@
           </w:p>
         </w:tc>
         <w:tc>
-          <w:tcPr/>
+          <w:tcPr>
+            <w:tcBorders>
+              <w:bottom w:val="single" w:sz="8" w:space="0" w:color="000000"/>
+            </w:tcBorders>
+          </w:tcPr>
           <w:p>
             <w:pPr>
               <w:pStyle w:val="Compact"/>
@@ -34547,7 +34892,11 @@
           </w:p>
         </w:tc>
         <w:tc>
-          <w:tcPr/>
+          <w:tcPr>
+            <w:tcBorders>
+              <w:bottom w:val="single" w:sz="8" w:space="0" w:color="000000"/>
+            </w:tcBorders>
+          </w:tcPr>
           <w:p>
             <w:pPr>
               <w:pStyle w:val="Compact"/>
@@ -34870,6 +35219,14 @@
         <w:tblStyle w:val="Table"/>
         <w:tblW w:type="pct" w:w="5000"/>
         <w:tblLayout w:type="fixed"/>
+        <w:tblBorders>
+          <w:top w:val="single" w:sz="12" w:space="0" w:color="000000"/>
+          <w:left w:val="none" w:sz="0" w:space="0" w:color="auto"/>
+          <w:bottom w:val="single" w:sz="12" w:space="0" w:color="000000"/>
+          <w:right w:val="none" w:sz="0" w:space="0" w:color="auto"/>
+          <w:insideH w:val="none" w:sz="0" w:space="0" w:color="auto"/>
+          <w:insideV w:val="none" w:sz="0" w:space="0" w:color="auto"/>
+        </w:tblBorders>
         <w:tblLook w:firstRow="1" w:lastRow="0" w:firstColumn="0" w:lastColumn="0" w:noHBand="0" w:noVBand="0" w:val="0020"/>
       </w:tblPr>
       <w:tblGrid>
@@ -34883,7 +35240,11 @@
           <w:tblHeader w:val="on"/>
         </w:trPr>
         <w:tc>
-          <w:tcPr/>
+          <w:tcPr>
+            <w:tcBorders>
+              <w:bottom w:val="single" w:sz="8" w:space="0" w:color="000000"/>
+            </w:tcBorders>
+          </w:tcPr>
           <w:p>
             <w:pPr>
               <w:pStyle w:val="Compact"/>
@@ -34944,7 +35305,11 @@
           </w:p>
         </w:tc>
         <w:tc>
-          <w:tcPr/>
+          <w:tcPr>
+            <w:tcBorders>
+              <w:bottom w:val="single" w:sz="8" w:space="0" w:color="000000"/>
+            </w:tcBorders>
+          </w:tcPr>
           <w:p>
             <w:pPr>
               <w:pStyle w:val="Compact"/>
@@ -35020,7 +35385,11 @@
           </w:p>
         </w:tc>
         <w:tc>
-          <w:tcPr/>
+          <w:tcPr>
+            <w:tcBorders>
+              <w:bottom w:val="single" w:sz="8" w:space="0" w:color="000000"/>
+            </w:tcBorders>
+          </w:tcPr>
           <w:p>
             <w:pPr>
               <w:pStyle w:val="Compact"/>
@@ -35081,7 +35450,11 @@
           </w:p>
         </w:tc>
         <w:tc>
-          <w:tcPr/>
+          <w:tcPr>
+            <w:tcBorders>
+              <w:bottom w:val="single" w:sz="8" w:space="0" w:color="000000"/>
+            </w:tcBorders>
+          </w:tcPr>
           <w:p>
             <w:pPr>
               <w:pStyle w:val="Compact"/>
@@ -35892,6 +36265,14 @@
         <w:tblStyle w:val="Table"/>
         <w:tblW w:type="pct" w:w="5000"/>
         <w:tblLayout w:type="fixed"/>
+        <w:tblBorders>
+          <w:top w:val="single" w:sz="12" w:space="0" w:color="000000"/>
+          <w:left w:val="none" w:sz="0" w:space="0" w:color="auto"/>
+          <w:bottom w:val="single" w:sz="12" w:space="0" w:color="000000"/>
+          <w:right w:val="none" w:sz="0" w:space="0" w:color="auto"/>
+          <w:insideH w:val="none" w:sz="0" w:space="0" w:color="auto"/>
+          <w:insideV w:val="none" w:sz="0" w:space="0" w:color="auto"/>
+        </w:tblBorders>
         <w:tblLook w:firstRow="1" w:lastRow="0" w:firstColumn="0" w:lastColumn="0" w:noHBand="0" w:noVBand="0" w:val="0020"/>
       </w:tblPr>
       <w:tblGrid>
@@ -35910,7 +36291,11 @@
           <w:tblHeader w:val="on"/>
         </w:trPr>
         <w:tc>
-          <w:tcPr/>
+          <w:tcPr>
+            <w:tcBorders>
+              <w:bottom w:val="single" w:sz="8" w:space="0" w:color="000000"/>
+            </w:tcBorders>
+          </w:tcPr>
           <w:p>
             <w:pPr>
               <w:pStyle w:val="Compact"/>
@@ -35926,7 +36311,11 @@
           </w:p>
         </w:tc>
         <w:tc>
-          <w:tcPr/>
+          <w:tcPr>
+            <w:tcBorders>
+              <w:bottom w:val="single" w:sz="8" w:space="0" w:color="000000"/>
+            </w:tcBorders>
+          </w:tcPr>
           <w:p>
             <w:pPr>
               <w:pStyle w:val="Compact"/>
@@ -35942,7 +36331,11 @@
           </w:p>
         </w:tc>
         <w:tc>
-          <w:tcPr/>
+          <w:tcPr>
+            <w:tcBorders>
+              <w:bottom w:val="single" w:sz="8" w:space="0" w:color="000000"/>
+            </w:tcBorders>
+          </w:tcPr>
           <w:p>
             <w:pPr>
               <w:pStyle w:val="Compact"/>
@@ -35958,7 +36351,11 @@
           </w:p>
         </w:tc>
         <w:tc>
-          <w:tcPr/>
+          <w:tcPr>
+            <w:tcBorders>
+              <w:bottom w:val="single" w:sz="8" w:space="0" w:color="000000"/>
+            </w:tcBorders>
+          </w:tcPr>
           <w:p>
             <w:pPr>
               <w:pStyle w:val="Compact"/>
@@ -35974,7 +36371,11 @@
           </w:p>
         </w:tc>
         <w:tc>
-          <w:tcPr/>
+          <w:tcPr>
+            <w:tcBorders>
+              <w:bottom w:val="single" w:sz="8" w:space="0" w:color="000000"/>
+            </w:tcBorders>
+          </w:tcPr>
           <w:p>
             <w:pPr>
               <w:pStyle w:val="Compact"/>
@@ -35990,7 +36391,11 @@
           </w:p>
         </w:tc>
         <w:tc>
-          <w:tcPr/>
+          <w:tcPr>
+            <w:tcBorders>
+              <w:bottom w:val="single" w:sz="8" w:space="0" w:color="000000"/>
+            </w:tcBorders>
+          </w:tcPr>
           <w:p>
             <w:pPr>
               <w:pStyle w:val="Compact"/>
@@ -36006,7 +36411,11 @@
           </w:p>
         </w:tc>
         <w:tc>
-          <w:tcPr/>
+          <w:tcPr>
+            <w:tcBorders>
+              <w:bottom w:val="single" w:sz="8" w:space="0" w:color="000000"/>
+            </w:tcBorders>
+          </w:tcPr>
           <w:p>
             <w:pPr>
               <w:pStyle w:val="Compact"/>
@@ -36022,7 +36431,11 @@
           </w:p>
         </w:tc>
         <w:tc>
-          <w:tcPr/>
+          <w:tcPr>
+            <w:tcBorders>
+              <w:bottom w:val="single" w:sz="8" w:space="0" w:color="000000"/>
+            </w:tcBorders>
+          </w:tcPr>
           <w:p>
             <w:pPr>
               <w:pStyle w:val="Compact"/>
@@ -36038,7 +36451,11 @@
           </w:p>
         </w:tc>
         <w:tc>
-          <w:tcPr/>
+          <w:tcPr>
+            <w:tcBorders>
+              <w:bottom w:val="single" w:sz="8" w:space="0" w:color="000000"/>
+            </w:tcBorders>
+          </w:tcPr>
           <w:p>
             <w:pPr>
               <w:pStyle w:val="Compact"/>
@@ -36228,6 +36645,14 @@
         <w:tblStyle w:val="Table"/>
         <w:tblW w:type="pct" w:w="5000"/>
         <w:tblLayout w:type="fixed"/>
+        <w:tblBorders>
+          <w:top w:val="single" w:sz="12" w:space="0" w:color="000000"/>
+          <w:left w:val="none" w:sz="0" w:space="0" w:color="auto"/>
+          <w:bottom w:val="single" w:sz="12" w:space="0" w:color="000000"/>
+          <w:right w:val="none" w:sz="0" w:space="0" w:color="auto"/>
+          <w:insideH w:val="none" w:sz="0" w:space="0" w:color="auto"/>
+          <w:insideV w:val="none" w:sz="0" w:space="0" w:color="auto"/>
+        </w:tblBorders>
         <w:tblLook w:firstRow="1" w:lastRow="0" w:firstColumn="0" w:lastColumn="0" w:noHBand="0" w:noVBand="0" w:val="0020"/>
       </w:tblPr>
       <w:tblGrid>
@@ -36246,7 +36671,11 @@
           <w:tblHeader w:val="on"/>
         </w:trPr>
         <w:tc>
-          <w:tcPr/>
+          <w:tcPr>
+            <w:tcBorders>
+              <w:bottom w:val="single" w:sz="8" w:space="0" w:color="000000"/>
+            </w:tcBorders>
+          </w:tcPr>
           <w:p>
             <w:pPr>
               <w:pStyle w:val="Compact"/>
@@ -36262,7 +36691,11 @@
           </w:p>
         </w:tc>
         <w:tc>
-          <w:tcPr/>
+          <w:tcPr>
+            <w:tcBorders>
+              <w:bottom w:val="single" w:sz="8" w:space="0" w:color="000000"/>
+            </w:tcBorders>
+          </w:tcPr>
           <w:p>
             <w:pPr>
               <w:pStyle w:val="Compact"/>
@@ -36278,7 +36711,11 @@
           </w:p>
         </w:tc>
         <w:tc>
-          <w:tcPr/>
+          <w:tcPr>
+            <w:tcBorders>
+              <w:bottom w:val="single" w:sz="8" w:space="0" w:color="000000"/>
+            </w:tcBorders>
+          </w:tcPr>
           <w:p>
             <w:pPr>
               <w:pStyle w:val="Compact"/>
@@ -36294,7 +36731,11 @@
           </w:p>
         </w:tc>
         <w:tc>
-          <w:tcPr/>
+          <w:tcPr>
+            <w:tcBorders>
+              <w:bottom w:val="single" w:sz="8" w:space="0" w:color="000000"/>
+            </w:tcBorders>
+          </w:tcPr>
           <w:p>
             <w:pPr>
               <w:pStyle w:val="Compact"/>
@@ -36310,7 +36751,11 @@
           </w:p>
         </w:tc>
         <w:tc>
-          <w:tcPr/>
+          <w:tcPr>
+            <w:tcBorders>
+              <w:bottom w:val="single" w:sz="8" w:space="0" w:color="000000"/>
+            </w:tcBorders>
+          </w:tcPr>
           <w:p>
             <w:pPr>
               <w:pStyle w:val="Compact"/>
@@ -36326,7 +36771,11 @@
           </w:p>
         </w:tc>
         <w:tc>
-          <w:tcPr/>
+          <w:tcPr>
+            <w:tcBorders>
+              <w:bottom w:val="single" w:sz="8" w:space="0" w:color="000000"/>
+            </w:tcBorders>
+          </w:tcPr>
           <w:p>
             <w:pPr>
               <w:pStyle w:val="Compact"/>
@@ -36342,7 +36791,11 @@
           </w:p>
         </w:tc>
         <w:tc>
-          <w:tcPr/>
+          <w:tcPr>
+            <w:tcBorders>
+              <w:bottom w:val="single" w:sz="8" w:space="0" w:color="000000"/>
+            </w:tcBorders>
+          </w:tcPr>
           <w:p>
             <w:pPr>
               <w:pStyle w:val="Compact"/>
@@ -36358,7 +36811,11 @@
           </w:p>
         </w:tc>
         <w:tc>
-          <w:tcPr/>
+          <w:tcPr>
+            <w:tcBorders>
+              <w:bottom w:val="single" w:sz="8" w:space="0" w:color="000000"/>
+            </w:tcBorders>
+          </w:tcPr>
           <w:p>
             <w:pPr>
               <w:pStyle w:val="Compact"/>
@@ -36374,7 +36831,11 @@
           </w:p>
         </w:tc>
         <w:tc>
-          <w:tcPr/>
+          <w:tcPr>
+            <w:tcBorders>
+              <w:bottom w:val="single" w:sz="8" w:space="0" w:color="000000"/>
+            </w:tcBorders>
+          </w:tcPr>
           <w:p>
             <w:pPr>
               <w:pStyle w:val="Compact"/>
@@ -36637,6 +37098,14 @@
         <w:tblStyle w:val="Table"/>
         <w:tblW w:type="pct" w:w="5000"/>
         <w:tblLayout w:type="fixed"/>
+        <w:tblBorders>
+          <w:top w:val="single" w:sz="12" w:space="0" w:color="000000"/>
+          <w:left w:val="none" w:sz="0" w:space="0" w:color="auto"/>
+          <w:bottom w:val="single" w:sz="12" w:space="0" w:color="000000"/>
+          <w:right w:val="none" w:sz="0" w:space="0" w:color="auto"/>
+          <w:insideH w:val="none" w:sz="0" w:space="0" w:color="auto"/>
+          <w:insideV w:val="none" w:sz="0" w:space="0" w:color="auto"/>
+        </w:tblBorders>
         <w:tblLook w:firstRow="1" w:lastRow="0" w:firstColumn="0" w:lastColumn="0" w:noHBand="0" w:noVBand="0" w:val="0020"/>
       </w:tblPr>
       <w:tblGrid>
@@ -36650,7 +37119,11 @@
           <w:tblHeader w:val="on"/>
         </w:trPr>
         <w:tc>
-          <w:tcPr/>
+          <w:tcPr>
+            <w:tcBorders>
+              <w:bottom w:val="single" w:sz="8" w:space="0" w:color="000000"/>
+            </w:tcBorders>
+          </w:tcPr>
           <w:p>
             <w:pPr>
               <w:pStyle w:val="Compact"/>
@@ -36711,7 +37184,11 @@
           </w:p>
         </w:tc>
         <w:tc>
-          <w:tcPr/>
+          <w:tcPr>
+            <w:tcBorders>
+              <w:bottom w:val="single" w:sz="8" w:space="0" w:color="000000"/>
+            </w:tcBorders>
+          </w:tcPr>
           <w:p>
             <w:pPr>
               <w:pStyle w:val="Compact"/>
@@ -36787,7 +37264,11 @@
           </w:p>
         </w:tc>
         <w:tc>
-          <w:tcPr/>
+          <w:tcPr>
+            <w:tcBorders>
+              <w:bottom w:val="single" w:sz="8" w:space="0" w:color="000000"/>
+            </w:tcBorders>
+          </w:tcPr>
           <w:p>
             <w:pPr>
               <w:pStyle w:val="Compact"/>
@@ -36848,7 +37329,11 @@
           </w:p>
         </w:tc>
         <w:tc>
-          <w:tcPr/>
+          <w:tcPr>
+            <w:tcBorders>
+              <w:bottom w:val="single" w:sz="8" w:space="0" w:color="000000"/>
+            </w:tcBorders>
+          </w:tcPr>
           <w:p>
             <w:pPr>
               <w:pStyle w:val="Compact"/>
@@ -37698,6 +38183,14 @@
       <w:tblPr>
         <w:tblStyle w:val="Table"/>
         <w:tblW w:type="auto" w:w="0"/>
+        <w:tblBorders>
+          <w:top w:val="single" w:sz="12" w:space="0" w:color="000000"/>
+          <w:left w:val="none" w:sz="0" w:space="0" w:color="auto"/>
+          <w:bottom w:val="single" w:sz="12" w:space="0" w:color="000000"/>
+          <w:right w:val="none" w:sz="0" w:space="0" w:color="auto"/>
+          <w:insideH w:val="none" w:sz="0" w:space="0" w:color="auto"/>
+          <w:insideV w:val="none" w:sz="0" w:space="0" w:color="auto"/>
+        </w:tblBorders>
         <w:tblLook w:firstRow="1" w:lastRow="0" w:firstColumn="0" w:lastColumn="0" w:noHBand="0" w:noVBand="0" w:val="0020"/>
       </w:tblPr>
       <w:tblGrid>
@@ -37710,7 +38203,11 @@
           <w:tblHeader w:val="on"/>
         </w:trPr>
         <w:tc>
-          <w:tcPr/>
+          <w:tcPr>
+            <w:tcBorders>
+              <w:bottom w:val="single" w:sz="8" w:space="0" w:color="000000"/>
+            </w:tcBorders>
+          </w:tcPr>
           <w:p>
             <w:pPr>
               <w:pStyle w:val="Compact"/>
@@ -37733,7 +38230,11 @@
           </w:p>
         </w:tc>
         <w:tc>
-          <w:tcPr/>
+          <w:tcPr>
+            <w:tcBorders>
+              <w:bottom w:val="single" w:sz="8" w:space="0" w:color="000000"/>
+            </w:tcBorders>
+          </w:tcPr>
           <w:p>
             <w:pPr>
               <w:pStyle w:val="Compact"/>
@@ -37749,7 +38250,11 @@
           </w:p>
         </w:tc>
         <w:tc>
-          <w:tcPr/>
+          <w:tcPr>
+            <w:tcBorders>
+              <w:bottom w:val="single" w:sz="8" w:space="0" w:color="000000"/>
+            </w:tcBorders>
+          </w:tcPr>
           <w:p>
             <w:pPr>
               <w:pStyle w:val="Compact"/>
@@ -39052,6 +39557,14 @@
       <w:tblPr>
         <w:tblStyle w:val="Table"/>
         <w:tblW w:type="auto" w:w="0"/>
+        <w:tblBorders>
+          <w:top w:val="single" w:sz="12" w:space="0" w:color="000000"/>
+          <w:left w:val="none" w:sz="0" w:space="0" w:color="auto"/>
+          <w:bottom w:val="single" w:sz="12" w:space="0" w:color="000000"/>
+          <w:right w:val="none" w:sz="0" w:space="0" w:color="auto"/>
+          <w:insideH w:val="none" w:sz="0" w:space="0" w:color="auto"/>
+          <w:insideV w:val="none" w:sz="0" w:space="0" w:color="auto"/>
+        </w:tblBorders>
         <w:tblLook w:firstRow="1" w:lastRow="0" w:firstColumn="0" w:lastColumn="0" w:noHBand="0" w:noVBand="0" w:val="0020"/>
       </w:tblPr>
       <w:tblGrid>
@@ -39063,7 +39576,11 @@
           <w:tblHeader w:val="on"/>
         </w:trPr>
         <w:tc>
-          <w:tcPr/>
+          <w:tcPr>
+            <w:tcBorders>
+              <w:bottom w:val="single" w:sz="8" w:space="0" w:color="000000"/>
+            </w:tcBorders>
+          </w:tcPr>
           <w:p>
             <w:pPr>
               <w:pStyle w:val="Compact"/>
@@ -39079,7 +39596,11 @@
           </w:p>
         </w:tc>
         <w:tc>
-          <w:tcPr/>
+          <w:tcPr>
+            <w:tcBorders>
+              <w:bottom w:val="single" w:sz="8" w:space="0" w:color="000000"/>
+            </w:tcBorders>
+          </w:tcPr>
           <w:p>
             <w:pPr>
               <w:pStyle w:val="Compact"/>
@@ -41300,6 +41821,14 @@
       <w:tblPr>
         <w:tblStyle w:val="Table"/>
         <w:tblW w:type="auto" w:w="0"/>
+        <w:tblBorders>
+          <w:top w:val="single" w:sz="12" w:space="0" w:color="000000"/>
+          <w:left w:val="none" w:sz="0" w:space="0" w:color="auto"/>
+          <w:bottom w:val="single" w:sz="12" w:space="0" w:color="000000"/>
+          <w:right w:val="none" w:sz="0" w:space="0" w:color="auto"/>
+          <w:insideH w:val="none" w:sz="0" w:space="0" w:color="auto"/>
+          <w:insideV w:val="none" w:sz="0" w:space="0" w:color="auto"/>
+        </w:tblBorders>
         <w:tblLook w:firstRow="1" w:lastRow="0" w:firstColumn="0" w:lastColumn="0" w:noHBand="0" w:noVBand="0" w:val="0020"/>
       </w:tblPr>
       <w:tblGrid>
@@ -41315,7 +41844,11 @@
           <w:tblHeader w:val="on"/>
         </w:trPr>
         <w:tc>
-          <w:tcPr/>
+          <w:tcPr>
+            <w:tcBorders>
+              <w:bottom w:val="single" w:sz="8" w:space="0" w:color="000000"/>
+            </w:tcBorders>
+          </w:tcPr>
           <w:p>
             <w:pPr>
               <w:pStyle w:val="Compact"/>
@@ -41331,7 +41864,11 @@
           </w:p>
         </w:tc>
         <w:tc>
-          <w:tcPr/>
+          <w:tcPr>
+            <w:tcBorders>
+              <w:bottom w:val="single" w:sz="8" w:space="0" w:color="000000"/>
+            </w:tcBorders>
+          </w:tcPr>
           <w:p>
             <w:pPr>
               <w:pStyle w:val="Compact"/>
@@ -41347,7 +41884,11 @@
           </w:p>
         </w:tc>
         <w:tc>
-          <w:tcPr/>
+          <w:tcPr>
+            <w:tcBorders>
+              <w:bottom w:val="single" w:sz="8" w:space="0" w:color="000000"/>
+            </w:tcBorders>
+          </w:tcPr>
           <w:p>
             <w:pPr>
               <w:pStyle w:val="Compact"/>
@@ -41363,7 +41904,11 @@
           </w:p>
         </w:tc>
         <w:tc>
-          <w:tcPr/>
+          <w:tcPr>
+            <w:tcBorders>
+              <w:bottom w:val="single" w:sz="8" w:space="0" w:color="000000"/>
+            </w:tcBorders>
+          </w:tcPr>
           <w:p>
             <w:pPr>
               <w:pStyle w:val="Compact"/>
@@ -41379,7 +41924,11 @@
           </w:p>
         </w:tc>
         <w:tc>
-          <w:tcPr/>
+          <w:tcPr>
+            <w:tcBorders>
+              <w:bottom w:val="single" w:sz="8" w:space="0" w:color="000000"/>
+            </w:tcBorders>
+          </w:tcPr>
           <w:p>
             <w:pPr>
               <w:pStyle w:val="Compact"/>
@@ -41395,7 +41944,11 @@
           </w:p>
         </w:tc>
         <w:tc>
-          <w:tcPr/>
+          <w:tcPr>
+            <w:tcBorders>
+              <w:bottom w:val="single" w:sz="8" w:space="0" w:color="000000"/>
+            </w:tcBorders>
+          </w:tcPr>
           <w:p>
             <w:pPr>
               <w:pStyle w:val="Compact"/>
@@ -44323,6 +44876,14 @@
       <w:tblPr>
         <w:tblStyle w:val="Table"/>
         <w:tblW w:type="auto" w:w="0"/>
+        <w:tblBorders>
+          <w:top w:val="single" w:sz="12" w:space="0" w:color="000000"/>
+          <w:left w:val="none" w:sz="0" w:space="0" w:color="auto"/>
+          <w:bottom w:val="single" w:sz="12" w:space="0" w:color="000000"/>
+          <w:right w:val="none" w:sz="0" w:space="0" w:color="auto"/>
+          <w:insideH w:val="none" w:sz="0" w:space="0" w:color="auto"/>
+          <w:insideV w:val="none" w:sz="0" w:space="0" w:color="auto"/>
+        </w:tblBorders>
         <w:tblLook w:firstRow="1" w:lastRow="0" w:firstColumn="0" w:lastColumn="0" w:noHBand="0" w:noVBand="0" w:val="0020"/>
       </w:tblPr>
       <w:tblGrid>
@@ -44339,7 +44900,11 @@
           <w:tblHeader w:val="on"/>
         </w:trPr>
         <w:tc>
-          <w:tcPr/>
+          <w:tcPr>
+            <w:tcBorders>
+              <w:bottom w:val="single" w:sz="8" w:space="0" w:color="000000"/>
+            </w:tcBorders>
+          </w:tcPr>
           <w:p>
             <w:pPr>
               <w:pStyle w:val="Compact"/>
@@ -44355,7 +44920,11 @@
           </w:p>
         </w:tc>
         <w:tc>
-          <w:tcPr/>
+          <w:tcPr>
+            <w:tcBorders>
+              <w:bottom w:val="single" w:sz="8" w:space="0" w:color="000000"/>
+            </w:tcBorders>
+          </w:tcPr>
           <w:p>
             <w:pPr>
               <w:pStyle w:val="Compact"/>
@@ -44371,7 +44940,11 @@
           </w:p>
         </w:tc>
         <w:tc>
-          <w:tcPr/>
+          <w:tcPr>
+            <w:tcBorders>
+              <w:bottom w:val="single" w:sz="8" w:space="0" w:color="000000"/>
+            </w:tcBorders>
+          </w:tcPr>
           <w:p>
             <w:pPr>
               <w:pStyle w:val="Compact"/>
@@ -44387,7 +44960,11 @@
           </w:p>
         </w:tc>
         <w:tc>
-          <w:tcPr/>
+          <w:tcPr>
+            <w:tcBorders>
+              <w:bottom w:val="single" w:sz="8" w:space="0" w:color="000000"/>
+            </w:tcBorders>
+          </w:tcPr>
           <w:p>
             <w:pPr>
               <w:pStyle w:val="Compact"/>
@@ -44403,7 +44980,11 @@
           </w:p>
         </w:tc>
         <w:tc>
-          <w:tcPr/>
+          <w:tcPr>
+            <w:tcBorders>
+              <w:bottom w:val="single" w:sz="8" w:space="0" w:color="000000"/>
+            </w:tcBorders>
+          </w:tcPr>
           <w:p>
             <w:pPr>
               <w:pStyle w:val="Compact"/>
@@ -44419,7 +45000,11 @@
           </w:p>
         </w:tc>
         <w:tc>
-          <w:tcPr/>
+          <w:tcPr>
+            <w:tcBorders>
+              <w:bottom w:val="single" w:sz="8" w:space="0" w:color="000000"/>
+            </w:tcBorders>
+          </w:tcPr>
           <w:p>
             <w:pPr>
               <w:pStyle w:val="Compact"/>
@@ -44435,7 +45020,11 @@
           </w:p>
         </w:tc>
         <w:tc>
-          <w:tcPr/>
+          <w:tcPr>
+            <w:tcBorders>
+              <w:bottom w:val="single" w:sz="8" w:space="0" w:color="000000"/>
+            </w:tcBorders>
+          </w:tcPr>
           <w:p>
             <w:pPr>
               <w:pStyle w:val="Compact"/>
@@ -44833,6 +45422,14 @@
       <w:tblPr>
         <w:tblStyle w:val="Table"/>
         <w:tblW w:type="auto" w:w="0"/>
+        <w:tblBorders>
+          <w:top w:val="single" w:sz="12" w:space="0" w:color="000000"/>
+          <w:left w:val="none" w:sz="0" w:space="0" w:color="auto"/>
+          <w:bottom w:val="single" w:sz="12" w:space="0" w:color="000000"/>
+          <w:right w:val="none" w:sz="0" w:space="0" w:color="auto"/>
+          <w:insideH w:val="none" w:sz="0" w:space="0" w:color="auto"/>
+          <w:insideV w:val="none" w:sz="0" w:space="0" w:color="auto"/>
+        </w:tblBorders>
         <w:tblLook w:firstRow="1" w:lastRow="0" w:firstColumn="0" w:lastColumn="0" w:noHBand="0" w:noVBand="0" w:val="0020"/>
       </w:tblPr>
       <w:tblGrid>
@@ -44845,7 +45442,11 @@
           <w:tblHeader w:val="on"/>
         </w:trPr>
         <w:tc>
-          <w:tcPr/>
+          <w:tcPr>
+            <w:tcBorders>
+              <w:bottom w:val="single" w:sz="8" w:space="0" w:color="000000"/>
+            </w:tcBorders>
+          </w:tcPr>
           <w:p>
             <w:pPr>
               <w:pStyle w:val="Compact"/>
@@ -44861,7 +45462,11 @@
           </w:p>
         </w:tc>
         <w:tc>
-          <w:tcPr/>
+          <w:tcPr>
+            <w:tcBorders>
+              <w:bottom w:val="single" w:sz="8" w:space="0" w:color="000000"/>
+            </w:tcBorders>
+          </w:tcPr>
           <w:p>
             <w:pPr>
               <w:pStyle w:val="Compact"/>
@@ -44877,7 +45482,11 @@
           </w:p>
         </w:tc>
         <w:tc>
-          <w:tcPr/>
+          <w:tcPr>
+            <w:tcBorders>
+              <w:bottom w:val="single" w:sz="8" w:space="0" w:color="000000"/>
+            </w:tcBorders>
+          </w:tcPr>
           <w:p>
             <w:pPr>
               <w:pStyle w:val="Compact"/>
@@ -45893,6 +46502,14 @@
       <w:tblPr>
         <w:tblStyle w:val="Table"/>
         <w:tblW w:type="auto" w:w="0"/>
+        <w:tblBorders>
+          <w:top w:val="single" w:sz="12" w:space="0" w:color="000000"/>
+          <w:left w:val="none" w:sz="0" w:space="0" w:color="auto"/>
+          <w:bottom w:val="single" w:sz="12" w:space="0" w:color="000000"/>
+          <w:right w:val="none" w:sz="0" w:space="0" w:color="auto"/>
+          <w:insideH w:val="none" w:sz="0" w:space="0" w:color="auto"/>
+          <w:insideV w:val="none" w:sz="0" w:space="0" w:color="auto"/>
+        </w:tblBorders>
         <w:tblLook w:firstRow="1" w:lastRow="0" w:firstColumn="0" w:lastColumn="0" w:noHBand="0" w:noVBand="0" w:val="0020"/>
       </w:tblPr>
       <w:tblGrid>
@@ -45906,7 +46523,11 @@
           <w:tblHeader w:val="on"/>
         </w:trPr>
         <w:tc>
-          <w:tcPr/>
+          <w:tcPr>
+            <w:tcBorders>
+              <w:bottom w:val="single" w:sz="8" w:space="0" w:color="000000"/>
+            </w:tcBorders>
+          </w:tcPr>
           <w:p>
             <w:pPr>
               <w:pStyle w:val="Compact"/>
@@ -45922,7 +46543,11 @@
           </w:p>
         </w:tc>
         <w:tc>
-          <w:tcPr/>
+          <w:tcPr>
+            <w:tcBorders>
+              <w:bottom w:val="single" w:sz="8" w:space="0" w:color="000000"/>
+            </w:tcBorders>
+          </w:tcPr>
           <w:p>
             <w:pPr>
               <w:pStyle w:val="Compact"/>
@@ -45938,7 +46563,11 @@
           </w:p>
         </w:tc>
         <w:tc>
-          <w:tcPr/>
+          <w:tcPr>
+            <w:tcBorders>
+              <w:bottom w:val="single" w:sz="8" w:space="0" w:color="000000"/>
+            </w:tcBorders>
+          </w:tcPr>
           <w:p>
             <w:pPr>
               <w:pStyle w:val="Compact"/>
@@ -45976,7 +46605,11 @@
           </w:p>
         </w:tc>
         <w:tc>
-          <w:tcPr/>
+          <w:tcPr>
+            <w:tcBorders>
+              <w:bottom w:val="single" w:sz="8" w:space="0" w:color="000000"/>
+            </w:tcBorders>
+          </w:tcPr>
           <w:p>
             <w:pPr>
               <w:pStyle w:val="Compact"/>
@@ -47466,6 +48099,14 @@
       <w:tblPr>
         <w:tblStyle w:val="Table"/>
         <w:tblW w:type="auto" w:w="0"/>
+        <w:tblBorders>
+          <w:top w:val="single" w:sz="12" w:space="0" w:color="000000"/>
+          <w:left w:val="none" w:sz="0" w:space="0" w:color="auto"/>
+          <w:bottom w:val="single" w:sz="12" w:space="0" w:color="000000"/>
+          <w:right w:val="none" w:sz="0" w:space="0" w:color="auto"/>
+          <w:insideH w:val="none" w:sz="0" w:space="0" w:color="auto"/>
+          <w:insideV w:val="none" w:sz="0" w:space="0" w:color="auto"/>
+        </w:tblBorders>
         <w:tblLook w:firstRow="1" w:lastRow="0" w:firstColumn="0" w:lastColumn="0" w:noHBand="0" w:noVBand="0" w:val="0020"/>
       </w:tblPr>
       <w:tblGrid>
@@ -47482,7 +48123,11 @@
           <w:tblHeader w:val="on"/>
         </w:trPr>
         <w:tc>
-          <w:tcPr/>
+          <w:tcPr>
+            <w:tcBorders>
+              <w:bottom w:val="single" w:sz="8" w:space="0" w:color="000000"/>
+            </w:tcBorders>
+          </w:tcPr>
           <w:p>
             <w:pPr>
               <w:pStyle w:val="Compact"/>
@@ -47498,7 +48143,11 @@
           </w:p>
         </w:tc>
         <w:tc>
-          <w:tcPr/>
+          <w:tcPr>
+            <w:tcBorders>
+              <w:bottom w:val="single" w:sz="8" w:space="0" w:color="000000"/>
+            </w:tcBorders>
+          </w:tcPr>
           <w:p>
             <w:pPr>
               <w:pStyle w:val="Compact"/>
@@ -47514,7 +48163,11 @@
           </w:p>
         </w:tc>
         <w:tc>
-          <w:tcPr/>
+          <w:tcPr>
+            <w:tcBorders>
+              <w:bottom w:val="single" w:sz="8" w:space="0" w:color="000000"/>
+            </w:tcBorders>
+          </w:tcPr>
           <w:p>
             <w:pPr>
               <w:pStyle w:val="Compact"/>
@@ -47530,7 +48183,11 @@
           </w:p>
         </w:tc>
         <w:tc>
-          <w:tcPr/>
+          <w:tcPr>
+            <w:tcBorders>
+              <w:bottom w:val="single" w:sz="8" w:space="0" w:color="000000"/>
+            </w:tcBorders>
+          </w:tcPr>
           <w:p>
             <w:pPr>
               <w:pStyle w:val="Compact"/>
@@ -47546,7 +48203,11 @@
           </w:p>
         </w:tc>
         <w:tc>
-          <w:tcPr/>
+          <w:tcPr>
+            <w:tcBorders>
+              <w:bottom w:val="single" w:sz="8" w:space="0" w:color="000000"/>
+            </w:tcBorders>
+          </w:tcPr>
           <w:p>
             <w:pPr>
               <w:pStyle w:val="Compact"/>
@@ -47562,7 +48223,11 @@
           </w:p>
         </w:tc>
         <w:tc>
-          <w:tcPr/>
+          <w:tcPr>
+            <w:tcBorders>
+              <w:bottom w:val="single" w:sz="8" w:space="0" w:color="000000"/>
+            </w:tcBorders>
+          </w:tcPr>
           <w:p>
             <w:pPr>
               <w:pStyle w:val="Compact"/>
@@ -47578,7 +48243,11 @@
           </w:p>
         </w:tc>
         <w:tc>
-          <w:tcPr/>
+          <w:tcPr>
+            <w:tcBorders>
+              <w:bottom w:val="single" w:sz="8" w:space="0" w:color="000000"/>
+            </w:tcBorders>
+          </w:tcPr>
           <w:p>
             <w:pPr>
               <w:pStyle w:val="Compact"/>
@@ -48232,6 +48901,14 @@
       <w:tblPr>
         <w:tblStyle w:val="Table"/>
         <w:tblW w:type="auto" w:w="0"/>
+        <w:tblBorders>
+          <w:top w:val="single" w:sz="12" w:space="0" w:color="000000"/>
+          <w:left w:val="none" w:sz="0" w:space="0" w:color="auto"/>
+          <w:bottom w:val="single" w:sz="12" w:space="0" w:color="000000"/>
+          <w:right w:val="none" w:sz="0" w:space="0" w:color="auto"/>
+          <w:insideH w:val="none" w:sz="0" w:space="0" w:color="auto"/>
+          <w:insideV w:val="none" w:sz="0" w:space="0" w:color="auto"/>
+        </w:tblBorders>
         <w:tblLook w:firstRow="1" w:lastRow="0" w:firstColumn="0" w:lastColumn="0" w:noHBand="0" w:noVBand="0" w:val="0020"/>
       </w:tblPr>
       <w:tblGrid>
@@ -48245,7 +48922,11 @@
           <w:tblHeader w:val="on"/>
         </w:trPr>
         <w:tc>
-          <w:tcPr/>
+          <w:tcPr>
+            <w:tcBorders>
+              <w:bottom w:val="single" w:sz="8" w:space="0" w:color="000000"/>
+            </w:tcBorders>
+          </w:tcPr>
           <w:p>
             <w:pPr>
               <w:pStyle w:val="Compact"/>
@@ -48261,7 +48942,11 @@
           </w:p>
         </w:tc>
         <w:tc>
-          <w:tcPr/>
+          <w:tcPr>
+            <w:tcBorders>
+              <w:bottom w:val="single" w:sz="8" w:space="0" w:color="000000"/>
+            </w:tcBorders>
+          </w:tcPr>
           <w:p>
             <w:pPr>
               <w:pStyle w:val="Compact"/>
@@ -48277,7 +48962,11 @@
           </w:p>
         </w:tc>
         <w:tc>
-          <w:tcPr/>
+          <w:tcPr>
+            <w:tcBorders>
+              <w:bottom w:val="single" w:sz="8" w:space="0" w:color="000000"/>
+            </w:tcBorders>
+          </w:tcPr>
           <w:p>
             <w:pPr>
               <w:pStyle w:val="Compact"/>
@@ -48293,7 +48982,11 @@
           </w:p>
         </w:tc>
         <w:tc>
-          <w:tcPr/>
+          <w:tcPr>
+            <w:tcBorders>
+              <w:bottom w:val="single" w:sz="8" w:space="0" w:color="000000"/>
+            </w:tcBorders>
+          </w:tcPr>
           <w:p>
             <w:pPr>
               <w:pStyle w:val="Compact"/>
@@ -50281,6 +50974,14 @@
         <w:tblStyle w:val="Table"/>
         <w:tblW w:type="pct" w:w="5000"/>
         <w:tblLayout w:type="fixed"/>
+        <w:tblBorders>
+          <w:top w:val="single" w:sz="12" w:space="0" w:color="000000"/>
+          <w:left w:val="none" w:sz="0" w:space="0" w:color="auto"/>
+          <w:bottom w:val="single" w:sz="12" w:space="0" w:color="000000"/>
+          <w:right w:val="none" w:sz="0" w:space="0" w:color="auto"/>
+          <w:insideH w:val="none" w:sz="0" w:space="0" w:color="auto"/>
+          <w:insideV w:val="none" w:sz="0" w:space="0" w:color="auto"/>
+        </w:tblBorders>
         <w:tblLook w:firstRow="1" w:lastRow="0" w:firstColumn="0" w:lastColumn="0" w:noHBand="0" w:noVBand="0" w:val="0020"/>
       </w:tblPr>
       <w:tblGrid>
@@ -50296,7 +50997,11 @@
           <w:tblHeader w:val="on"/>
         </w:trPr>
         <w:tc>
-          <w:tcPr/>
+          <w:tcPr>
+            <w:tcBorders>
+              <w:bottom w:val="single" w:sz="8" w:space="0" w:color="000000"/>
+            </w:tcBorders>
+          </w:tcPr>
           <w:p>
             <w:pPr>
               <w:pStyle w:val="Compact"/>
@@ -50312,7 +51017,11 @@
           </w:p>
         </w:tc>
         <w:tc>
-          <w:tcPr/>
+          <w:tcPr>
+            <w:tcBorders>
+              <w:bottom w:val="single" w:sz="8" w:space="0" w:color="000000"/>
+            </w:tcBorders>
+          </w:tcPr>
           <w:p>
             <w:pPr>
               <w:pStyle w:val="Compact"/>
@@ -50328,7 +51037,11 @@
           </w:p>
         </w:tc>
         <w:tc>
-          <w:tcPr/>
+          <w:tcPr>
+            <w:tcBorders>
+              <w:bottom w:val="single" w:sz="8" w:space="0" w:color="000000"/>
+            </w:tcBorders>
+          </w:tcPr>
           <w:p>
             <w:pPr>
               <w:pStyle w:val="Compact"/>
@@ -50344,7 +51057,11 @@
           </w:p>
         </w:tc>
         <w:tc>
-          <w:tcPr/>
+          <w:tcPr>
+            <w:tcBorders>
+              <w:bottom w:val="single" w:sz="8" w:space="0" w:color="000000"/>
+            </w:tcBorders>
+          </w:tcPr>
           <w:p>
             <w:pPr>
               <w:pStyle w:val="Compact"/>
@@ -50360,7 +51077,11 @@
           </w:p>
         </w:tc>
         <w:tc>
-          <w:tcPr/>
+          <w:tcPr>
+            <w:tcBorders>
+              <w:bottom w:val="single" w:sz="8" w:space="0" w:color="000000"/>
+            </w:tcBorders>
+          </w:tcPr>
           <w:p>
             <w:pPr>
               <w:pStyle w:val="Compact"/>
@@ -50376,7 +51097,11 @@
           </w:p>
         </w:tc>
         <w:tc>
-          <w:tcPr/>
+          <w:tcPr>
+            <w:tcBorders>
+              <w:bottom w:val="single" w:sz="8" w:space="0" w:color="000000"/>
+            </w:tcBorders>
+          </w:tcPr>
           <w:p>
             <w:pPr>
               <w:pStyle w:val="Compact"/>
@@ -51826,6 +52551,14 @@
       <w:tblPr>
         <w:tblStyle w:val="Table"/>
         <w:tblW w:type="auto" w:w="0"/>
+        <w:tblBorders>
+          <w:top w:val="single" w:sz="12" w:space="0" w:color="000000"/>
+          <w:left w:val="none" w:sz="0" w:space="0" w:color="auto"/>
+          <w:bottom w:val="single" w:sz="12" w:space="0" w:color="000000"/>
+          <w:right w:val="none" w:sz="0" w:space="0" w:color="auto"/>
+          <w:insideH w:val="none" w:sz="0" w:space="0" w:color="auto"/>
+          <w:insideV w:val="none" w:sz="0" w:space="0" w:color="auto"/>
+        </w:tblBorders>
         <w:tblLook w:firstRow="1" w:lastRow="0" w:firstColumn="0" w:lastColumn="0" w:noHBand="0" w:noVBand="0" w:val="0020"/>
       </w:tblPr>
       <w:tblGrid>
@@ -51840,7 +52573,11 @@
           <w:tblHeader w:val="on"/>
         </w:trPr>
         <w:tc>
-          <w:tcPr/>
+          <w:tcPr>
+            <w:tcBorders>
+              <w:bottom w:val="single" w:sz="8" w:space="0" w:color="000000"/>
+            </w:tcBorders>
+          </w:tcPr>
           <w:p>
             <w:pPr>
               <w:pStyle w:val="Compact"/>
@@ -51856,7 +52593,11 @@
           </w:p>
         </w:tc>
         <w:tc>
-          <w:tcPr/>
+          <w:tcPr>
+            <w:tcBorders>
+              <w:bottom w:val="single" w:sz="8" w:space="0" w:color="000000"/>
+            </w:tcBorders>
+          </w:tcPr>
           <w:p>
             <w:pPr>
               <w:pStyle w:val="Compact"/>
@@ -51872,7 +52613,11 @@
           </w:p>
         </w:tc>
         <w:tc>
-          <w:tcPr/>
+          <w:tcPr>
+            <w:tcBorders>
+              <w:bottom w:val="single" w:sz="8" w:space="0" w:color="000000"/>
+            </w:tcBorders>
+          </w:tcPr>
           <w:p>
             <w:pPr>
               <w:pStyle w:val="Compact"/>
@@ -51888,7 +52633,11 @@
           </w:p>
         </w:tc>
         <w:tc>
-          <w:tcPr/>
+          <w:tcPr>
+            <w:tcBorders>
+              <w:bottom w:val="single" w:sz="8" w:space="0" w:color="000000"/>
+            </w:tcBorders>
+          </w:tcPr>
           <w:p>
             <w:pPr>
               <w:pStyle w:val="Compact"/>
@@ -51904,7 +52653,11 @@
           </w:p>
         </w:tc>
         <w:tc>
-          <w:tcPr/>
+          <w:tcPr>
+            <w:tcBorders>
+              <w:bottom w:val="single" w:sz="8" w:space="0" w:color="000000"/>
+            </w:tcBorders>
+          </w:tcPr>
           <w:p>
             <w:pPr>
               <w:pStyle w:val="Compact"/>
@@ -52685,6 +53438,14 @@
       <w:tblPr>
         <w:tblStyle w:val="Table"/>
         <w:tblW w:type="auto" w:w="0"/>
+        <w:tblBorders>
+          <w:top w:val="single" w:sz="12" w:space="0" w:color="000000"/>
+          <w:left w:val="none" w:sz="0" w:space="0" w:color="auto"/>
+          <w:bottom w:val="single" w:sz="12" w:space="0" w:color="000000"/>
+          <w:right w:val="none" w:sz="0" w:space="0" w:color="auto"/>
+          <w:insideH w:val="none" w:sz="0" w:space="0" w:color="auto"/>
+          <w:insideV w:val="none" w:sz="0" w:space="0" w:color="auto"/>
+        </w:tblBorders>
         <w:tblLook w:firstRow="1" w:lastRow="0" w:firstColumn="0" w:lastColumn="0" w:noHBand="0" w:noVBand="0" w:val="0020"/>
       </w:tblPr>
       <w:tblGrid>
@@ -52699,7 +53460,11 @@
           <w:tblHeader w:val="on"/>
         </w:trPr>
         <w:tc>
-          <w:tcPr/>
+          <w:tcPr>
+            <w:tcBorders>
+              <w:bottom w:val="single" w:sz="8" w:space="0" w:color="000000"/>
+            </w:tcBorders>
+          </w:tcPr>
           <w:p>
             <w:pPr>
               <w:pStyle w:val="Compact"/>
@@ -52715,7 +53480,11 @@
           </w:p>
         </w:tc>
         <w:tc>
-          <w:tcPr/>
+          <w:tcPr>
+            <w:tcBorders>
+              <w:bottom w:val="single" w:sz="8" w:space="0" w:color="000000"/>
+            </w:tcBorders>
+          </w:tcPr>
           <w:p>
             <w:pPr>
               <w:pStyle w:val="Compact"/>
@@ -52731,7 +53500,11 @@
           </w:p>
         </w:tc>
         <w:tc>
-          <w:tcPr/>
+          <w:tcPr>
+            <w:tcBorders>
+              <w:bottom w:val="single" w:sz="8" w:space="0" w:color="000000"/>
+            </w:tcBorders>
+          </w:tcPr>
           <w:p>
             <w:pPr>
               <w:pStyle w:val="Compact"/>
@@ -52747,7 +53520,11 @@
           </w:p>
         </w:tc>
         <w:tc>
-          <w:tcPr/>
+          <w:tcPr>
+            <w:tcBorders>
+              <w:bottom w:val="single" w:sz="8" w:space="0" w:color="000000"/>
+            </w:tcBorders>
+          </w:tcPr>
           <w:p>
             <w:pPr>
               <w:pStyle w:val="Compact"/>
@@ -52763,7 +53540,11 @@
           </w:p>
         </w:tc>
         <w:tc>
-          <w:tcPr/>
+          <w:tcPr>
+            <w:tcBorders>
+              <w:bottom w:val="single" w:sz="8" w:space="0" w:color="000000"/>
+            </w:tcBorders>
+          </w:tcPr>
           <w:p>
             <w:pPr>
               <w:pStyle w:val="Compact"/>
@@ -53628,6 +54409,14 @@
       <w:tblPr>
         <w:tblStyle w:val="Table"/>
         <w:tblW w:type="auto" w:w="0"/>
+        <w:tblBorders>
+          <w:top w:val="single" w:sz="12" w:space="0" w:color="000000"/>
+          <w:left w:val="none" w:sz="0" w:space="0" w:color="auto"/>
+          <w:bottom w:val="single" w:sz="12" w:space="0" w:color="000000"/>
+          <w:right w:val="none" w:sz="0" w:space="0" w:color="auto"/>
+          <w:insideH w:val="none" w:sz="0" w:space="0" w:color="auto"/>
+          <w:insideV w:val="none" w:sz="0" w:space="0" w:color="auto"/>
+        </w:tblBorders>
         <w:tblLook w:firstRow="1" w:lastRow="0" w:firstColumn="0" w:lastColumn="0" w:noHBand="0" w:noVBand="0" w:val="0020"/>
       </w:tblPr>
       <w:tblGrid>
@@ -53641,7 +54430,11 @@
           <w:tblHeader w:val="on"/>
         </w:trPr>
         <w:tc>
-          <w:tcPr/>
+          <w:tcPr>
+            <w:tcBorders>
+              <w:bottom w:val="single" w:sz="8" w:space="0" w:color="000000"/>
+            </w:tcBorders>
+          </w:tcPr>
           <w:p>
             <w:pPr>
               <w:pStyle w:val="Compact"/>
@@ -53692,7 +54485,11 @@
           </w:p>
         </w:tc>
         <w:tc>
-          <w:tcPr/>
+          <w:tcPr>
+            <w:tcBorders>
+              <w:bottom w:val="single" w:sz="8" w:space="0" w:color="000000"/>
+            </w:tcBorders>
+          </w:tcPr>
           <w:p>
             <w:pPr>
               <w:pStyle w:val="Compact"/>
@@ -53708,7 +54505,11 @@
           </w:p>
         </w:tc>
         <w:tc>
-          <w:tcPr/>
+          <w:tcPr>
+            <w:tcBorders>
+              <w:bottom w:val="single" w:sz="8" w:space="0" w:color="000000"/>
+            </w:tcBorders>
+          </w:tcPr>
           <w:p>
             <w:pPr>
               <w:pStyle w:val="Compact"/>
@@ -53724,7 +54525,11 @@
           </w:p>
         </w:tc>
         <w:tc>
-          <w:tcPr/>
+          <w:tcPr>
+            <w:tcBorders>
+              <w:bottom w:val="single" w:sz="8" w:space="0" w:color="000000"/>
+            </w:tcBorders>
+          </w:tcPr>
           <w:p>
             <w:pPr>
               <w:pStyle w:val="Compact"/>
@@ -53905,6 +54710,14 @@
       <w:tblPr>
         <w:tblStyle w:val="Table"/>
         <w:tblW w:type="auto" w:w="0"/>
+        <w:tblBorders>
+          <w:top w:val="single" w:sz="12" w:space="0" w:color="000000"/>
+          <w:left w:val="none" w:sz="0" w:space="0" w:color="auto"/>
+          <w:bottom w:val="single" w:sz="12" w:space="0" w:color="000000"/>
+          <w:right w:val="none" w:sz="0" w:space="0" w:color="auto"/>
+          <w:insideH w:val="none" w:sz="0" w:space="0" w:color="auto"/>
+          <w:insideV w:val="none" w:sz="0" w:space="0" w:color="auto"/>
+        </w:tblBorders>
         <w:tblLook w:firstRow="1" w:lastRow="0" w:firstColumn="0" w:lastColumn="0" w:noHBand="0" w:noVBand="0" w:val="0020"/>
       </w:tblPr>
       <w:tblGrid>
@@ -53917,7 +54730,11 @@
           <w:tblHeader w:val="on"/>
         </w:trPr>
         <w:tc>
-          <w:tcPr/>
+          <w:tcPr>
+            <w:tcBorders>
+              <w:bottom w:val="single" w:sz="8" w:space="0" w:color="000000"/>
+            </w:tcBorders>
+          </w:tcPr>
           <w:p>
             <w:pPr>
               <w:pStyle w:val="Compact"/>
@@ -53933,7 +54750,11 @@
           </w:p>
         </w:tc>
         <w:tc>
-          <w:tcPr/>
+          <w:tcPr>
+            <w:tcBorders>
+              <w:bottom w:val="single" w:sz="8" w:space="0" w:color="000000"/>
+            </w:tcBorders>
+          </w:tcPr>
           <w:p>
             <w:pPr>
               <w:pStyle w:val="Compact"/>
@@ -53957,7 +54778,11 @@
           </w:p>
         </w:tc>
         <w:tc>
-          <w:tcPr/>
+          <w:tcPr>
+            <w:tcBorders>
+              <w:bottom w:val="single" w:sz="8" w:space="0" w:color="000000"/>
+            </w:tcBorders>
+          </w:tcPr>
           <w:p>
             <w:pPr>
               <w:pStyle w:val="Compact"/>
@@ -56540,7 +57365,7 @@
     <ns0:rPr>
       <ns0:rFonts ns0:ascii="Times New Roman" ns0:cs="Times New Roman" ns0:eastAsia="SimHei" ns0:hAnsi="Times New Roman"/>
       <ns0:b/>
-      <ns0:color ns0:val="17324D"/>
+      <ns0:color ns0:val="000000"/>
       <ns0:sz ns0:val="44"/>
       <ns0:szCs ns0:val="56"/>
     </ns0:rPr>
@@ -56682,7 +57507,7 @@
     <ns0:rPr>
       <ns0:rFonts ns0:ascii="Times New Roman" ns0:cs="Times New Roman" ns0:eastAsia="SimHei" ns0:hAnsi="Times New Roman"/>
       <ns0:b/>
-      <ns0:color ns0:val="17324D"/>
+      <ns0:color ns0:val="000000"/>
       <ns0:sz ns0:val="32"/>
       <ns0:szCs ns0:val="40"/>
     </ns0:rPr>
@@ -56706,7 +57531,7 @@
     <ns0:rPr>
       <ns0:rFonts ns0:ascii="Times New Roman" ns0:cs="Times New Roman" ns0:eastAsia="SimHei" ns0:hAnsi="Times New Roman"/>
       <ns0:b/>
-      <ns0:color ns0:val="17324D"/>
+      <ns0:color ns0:val="000000"/>
       <ns0:sz ns0:val="28"/>
       <ns0:szCs ns0:val="32"/>
     </ns0:rPr>
@@ -56730,7 +57555,7 @@
     <ns0:rPr>
       <ns0:rFonts ns0:ascii="Times New Roman" ns0:cs="Times New Roman" ns0:eastAsia="SimHei" ns0:hAnsi="Times New Roman"/>
       <ns0:b/>
-      <ns0:color ns0:val="17324D"/>
+      <ns0:color ns0:val="000000"/>
       <ns0:sz ns0:val="25"/>
       <ns0:szCs ns0:val="28"/>
     </ns0:rPr>

--- a/00-首页/题组Word/第一轮·竞赛教材版/第一轮原理·4-化学动力学（学生版）.docx
+++ b/00-首页/题组Word/第一轮·竞赛教材版/第一轮原理·4-化学动力学（学生版）.docx
@@ -31229,9 +31229,6 @@
                   <m:t> 决速步 </m:t>
                 </m:r>
               </m:e>
-            </m:mr>
-            <m:mr>
-              <m:e/>
             </m:mr>
           </m:m>
         </m:oMath>
@@ -32273,9 +32270,6 @@
                   <m:t> 决速步 </m:t>
                 </m:r>
               </m:e>
-            </m:mr>
-            <m:mr>
-              <m:e/>
             </m:mr>
           </m:m>
         </m:oMath>
